--- a/assignments/articulos-de-la-confederacion-ELL-answer-key.docx
+++ b/assignments/articulos-de-la-confederacion-ELL-answer-key.docx
@@ -115,7 +115,7 @@
           <w:sz w:val="20"/>
           <w:szCs w:val="20"/>
         </w:rPr>
-        <w:t xml:space="preserve">30–35 minutos. Las partes 1, 3, 4, 5 y 7 son de bajo esfuerzo de escritura a propósito, para que un estudiante poco motivado igual termine la hoja. Solo las partes 6 y 8 piden producción propia, y las dos traen marcos de oración.</w:t>
+        <w:t xml:space="preserve">35–40 minutos. Las partes 1, 4, 5 y 7 son de bajo esfuerzo de escritura a propósito, para que un estudiante poco motivado igual termine la hoja. Las partes 3, 6 y 8 piden producción propia; la 3 se contesta copiando de la lectura y la 8 trae marcos de oración. Para volver a unos 30 minutos, quita la parte 7.</w:t>
       </w:r>
     </w:p>
     <w:p>
@@ -149,7 +149,7 @@
           <w:sz w:val="20"/>
           <w:szCs w:val="20"/>
         </w:rPr>
-        <w:t xml:space="preserve">las instrucciones van en español y el contenido en inglés simplificado (oraciones cortas, vocabulario cognado, glosas en naranja). El estudiante aprende el contenido en su idioma fuerte con los enlaces que trae la hoja del estudiante y practica inglés en los ítems de bajo riesgo. Las partes 3B y 6 se contestan en español a propósito: miden historia, no inglés.</w:t>
+        <w:t xml:space="preserve">las instrucciones van en español y el contenido en inglés simplificado (oraciones cortas, vocabulario cognado, glosas en naranja). El estudiante aprende el contenido en su idioma fuerte con los enlaces que trae la hoja del estudiante y practica inglés en los ítems de bajo riesgo. Las partes 3 y 6 se pueden contestar en español a propósito: miden historia, no inglés.</w:t>
       </w:r>
     </w:p>
     <w:p>
@@ -217,7 +217,7 @@
           <w:sz w:val="20"/>
           <w:szCs w:val="20"/>
         </w:rPr>
-        <w:t xml:space="preserve">quitar la parte 7 (línea de tiempo) y la parte 8B. Para subir el nivel: pedir la parte 6 en inglés, o pedir 3 oraciones en vez de marcos en la parte 8.</w:t>
+        <w:t xml:space="preserve">quitar la parte 7 (línea de tiempo) y la parte 8B.   Para subir el nivel: exigir que la parte 3 se conteste solo en inglés, pedir la parte 6 en inglés, o pedir 3 oraciones en vez de marcos en la parte 8.</w:t>
       </w:r>
     </w:p>
     <w:p>
@@ -1224,7 +1224,7 @@
           <w:sz w:val="22"/>
           <w:szCs w:val="22"/>
         </w:rPr>
-        <w:t xml:space="preserve">PARTE 3  ·  Cierto o Falso</w:t>
+        <w:t xml:space="preserve">PARTE 3  ·  Respuestas cortas</w:t>
       </w:r>
       <w:r>
         <w:rPr>
@@ -1238,7 +1238,7 @@
           <w:sz w:val="19"/>
           <w:szCs w:val="19"/>
         </w:rPr>
-        <w:t xml:space="preserve">   Circle C (cierto / true) or F (falso / false).</w:t>
+        <w:t xml:space="preserve">   Answer in a few words. Spanish or English.</w:t>
       </w:r>
       <w:r>
         <w:rPr>
@@ -1258,13 +1258,13 @@
           <w:sz w:val="20"/>
           <w:szCs w:val="20"/>
         </w:rPr>
-        <w:t xml:space="preserve">	6 pts</w:t>
-      </w:r>
-    </w:p>
-    <w:p>
-      <w:pPr>
-        <w:keepNext w:val="false"/>
-        <w:spacing w:after="80" w:before="0" w:line="260"/>
+        <w:t xml:space="preserve">	10 pts</w:t>
+      </w:r>
+    </w:p>
+    <w:p>
+      <w:pPr>
+        <w:keepNext w:val="false"/>
+        <w:spacing w:after="100" w:before="0" w:line="260"/>
       </w:pPr>
       <w:r>
         <w:rPr>
@@ -1278,13 +1278,13 @@
           <w:sz w:val="19"/>
           <w:szCs w:val="19"/>
         </w:rPr>
-        <w:t xml:space="preserve">Encierra en un círculo la respuesta correcta.</w:t>
-      </w:r>
-    </w:p>
-    <w:p>
-      <w:pPr>
-        <w:keepNext w:val="false"/>
-        <w:spacing w:after="50" w:before="0" w:line="260"/>
+        <w:t xml:space="preserve">Contesta con POCAS palabras. Puedes contestar EN ESPAÑOL o en inglés. Todas las respuestas están en la lectura de arriba.</w:t>
+      </w:r>
+    </w:p>
+    <w:p>
+      <w:pPr>
+        <w:keepNext w:val="false"/>
+        <w:spacing w:after="10" w:before="0" w:line="260"/>
       </w:pPr>
       <w:r>
         <w:rPr>
@@ -1298,320 +1298,14 @@
           <w:sz w:val="21"/>
           <w:szCs w:val="21"/>
         </w:rPr>
-        <w:t xml:space="preserve">1. </w:t>
-      </w:r>
-      <w:r>
-        <w:rPr>
-          <w:rFonts w:ascii="Arial" w:cs="Arial" w:eastAsia="Arial" w:hAnsi="Arial"/>
-          <w:b/>
-          <w:bCs/>
-          <w:i w:val="false"/>
-          <w:iCs w:val="false"/>
-          <w:caps w:val="false"/>
-          <w:color w:val="B00020"/>
-          <w:sz w:val="21"/>
-          <w:szCs w:val="21"/>
-        </w:rPr>
-        <w:t xml:space="preserve">FALSO</w:t>
-      </w:r>
-      <w:r>
-        <w:rPr>
-          <w:rFonts w:ascii="Arial" w:cs="Arial" w:eastAsia="Arial" w:hAnsi="Arial"/>
-          <w:b w:val="false"/>
-          <w:bCs w:val="false"/>
-          <w:i w:val="false"/>
-          <w:iCs w:val="false"/>
-          <w:caps w:val="false"/>
-          <w:color w:val="000000"/>
-          <w:sz w:val="21"/>
-          <w:szCs w:val="21"/>
-        </w:rPr>
-        <w:t xml:space="preserve">   The Articles of Confederation made a STRONG central government.</w:t>
-      </w:r>
-    </w:p>
-    <w:p>
-      <w:pPr>
-        <w:keepNext w:val="false"/>
-        <w:spacing w:after="50" w:before="0" w:line="260"/>
-      </w:pPr>
-      <w:r>
-        <w:rPr>
-          <w:rFonts w:ascii="Arial" w:cs="Arial" w:eastAsia="Arial" w:hAnsi="Arial"/>
-          <w:b w:val="false"/>
-          <w:bCs w:val="false"/>
-          <w:i w:val="false"/>
-          <w:iCs w:val="false"/>
-          <w:caps w:val="false"/>
-          <w:color w:val="000000"/>
-          <w:sz w:val="21"/>
-          <w:szCs w:val="21"/>
-        </w:rPr>
-        <w:t xml:space="preserve">2. </w:t>
-      </w:r>
-      <w:r>
-        <w:rPr>
-          <w:rFonts w:ascii="Arial" w:cs="Arial" w:eastAsia="Arial" w:hAnsi="Arial"/>
-          <w:b/>
-          <w:bCs/>
-          <w:i w:val="false"/>
-          <w:iCs w:val="false"/>
-          <w:caps w:val="false"/>
-          <w:color w:val="1B7F3B"/>
-          <w:sz w:val="21"/>
-          <w:szCs w:val="21"/>
-        </w:rPr>
-        <w:t xml:space="preserve">CIERTO</w:t>
-      </w:r>
-      <w:r>
-        <w:rPr>
-          <w:rFonts w:ascii="Arial" w:cs="Arial" w:eastAsia="Arial" w:hAnsi="Arial"/>
-          <w:b w:val="false"/>
-          <w:bCs w:val="false"/>
-          <w:i w:val="false"/>
-          <w:iCs w:val="false"/>
-          <w:caps w:val="false"/>
-          <w:color w:val="000000"/>
-          <w:sz w:val="21"/>
-          <w:szCs w:val="21"/>
-        </w:rPr>
-        <w:t xml:space="preserve">   Each state had one vote in Congress.</w:t>
-      </w:r>
-    </w:p>
-    <w:p>
-      <w:pPr>
-        <w:keepNext w:val="false"/>
-        <w:spacing w:after="50" w:before="0" w:line="260"/>
-      </w:pPr>
-      <w:r>
-        <w:rPr>
-          <w:rFonts w:ascii="Arial" w:cs="Arial" w:eastAsia="Arial" w:hAnsi="Arial"/>
-          <w:b w:val="false"/>
-          <w:bCs w:val="false"/>
-          <w:i w:val="false"/>
-          <w:iCs w:val="false"/>
-          <w:caps w:val="false"/>
-          <w:color w:val="000000"/>
-          <w:sz w:val="21"/>
-          <w:szCs w:val="21"/>
-        </w:rPr>
-        <w:t xml:space="preserve">3. </w:t>
-      </w:r>
-      <w:r>
-        <w:rPr>
-          <w:rFonts w:ascii="Arial" w:cs="Arial" w:eastAsia="Arial" w:hAnsi="Arial"/>
-          <w:b/>
-          <w:bCs/>
-          <w:i w:val="false"/>
-          <w:iCs w:val="false"/>
-          <w:caps w:val="false"/>
-          <w:color w:val="B00020"/>
-          <w:sz w:val="21"/>
-          <w:szCs w:val="21"/>
-        </w:rPr>
-        <w:t xml:space="preserve">FALSO</w:t>
-      </w:r>
-      <w:r>
-        <w:rPr>
-          <w:rFonts w:ascii="Arial" w:cs="Arial" w:eastAsia="Arial" w:hAnsi="Arial"/>
-          <w:b w:val="false"/>
-          <w:bCs w:val="false"/>
-          <w:i w:val="false"/>
-          <w:iCs w:val="false"/>
-          <w:caps w:val="false"/>
-          <w:color w:val="000000"/>
-          <w:sz w:val="21"/>
-          <w:szCs w:val="21"/>
-        </w:rPr>
-        <w:t xml:space="preserve">   Congress could collect taxes from the people.</w:t>
-      </w:r>
-    </w:p>
-    <w:p>
-      <w:pPr>
-        <w:keepNext w:val="false"/>
-        <w:spacing w:after="50" w:before="0" w:line="260"/>
-      </w:pPr>
-      <w:r>
-        <w:rPr>
-          <w:rFonts w:ascii="Arial" w:cs="Arial" w:eastAsia="Arial" w:hAnsi="Arial"/>
-          <w:b w:val="false"/>
-          <w:bCs w:val="false"/>
-          <w:i w:val="false"/>
-          <w:iCs w:val="false"/>
-          <w:caps w:val="false"/>
-          <w:color w:val="000000"/>
-          <w:sz w:val="21"/>
-          <w:szCs w:val="21"/>
-        </w:rPr>
-        <w:t xml:space="preserve">4. </w:t>
-      </w:r>
-      <w:r>
-        <w:rPr>
-          <w:rFonts w:ascii="Arial" w:cs="Arial" w:eastAsia="Arial" w:hAnsi="Arial"/>
-          <w:b/>
-          <w:bCs/>
-          <w:i w:val="false"/>
-          <w:iCs w:val="false"/>
-          <w:caps w:val="false"/>
-          <w:color w:val="1B7F3B"/>
-          <w:sz w:val="21"/>
-          <w:szCs w:val="21"/>
-        </w:rPr>
-        <w:t xml:space="preserve">CIERTO</w:t>
-      </w:r>
-      <w:r>
-        <w:rPr>
-          <w:rFonts w:ascii="Arial" w:cs="Arial" w:eastAsia="Arial" w:hAnsi="Arial"/>
-          <w:b w:val="false"/>
-          <w:bCs w:val="false"/>
-          <w:i w:val="false"/>
-          <w:iCs w:val="false"/>
-          <w:caps w:val="false"/>
-          <w:color w:val="000000"/>
-          <w:sz w:val="21"/>
-          <w:szCs w:val="21"/>
-        </w:rPr>
-        <w:t xml:space="preserve">   There was no president under the Articles.</w:t>
-      </w:r>
-    </w:p>
-    <w:p>
-      <w:pPr>
-        <w:keepNext w:val="false"/>
-        <w:spacing w:after="50" w:before="0" w:line="260"/>
-      </w:pPr>
-      <w:r>
-        <w:rPr>
-          <w:rFonts w:ascii="Arial" w:cs="Arial" w:eastAsia="Arial" w:hAnsi="Arial"/>
-          <w:b w:val="false"/>
-          <w:bCs w:val="false"/>
-          <w:i w:val="false"/>
-          <w:iCs w:val="false"/>
-          <w:caps w:val="false"/>
-          <w:color w:val="000000"/>
-          <w:sz w:val="21"/>
-          <w:szCs w:val="21"/>
-        </w:rPr>
-        <w:t xml:space="preserve">5. </w:t>
-      </w:r>
-      <w:r>
-        <w:rPr>
-          <w:rFonts w:ascii="Arial" w:cs="Arial" w:eastAsia="Arial" w:hAnsi="Arial"/>
-          <w:b/>
-          <w:bCs/>
-          <w:i w:val="false"/>
-          <w:iCs w:val="false"/>
-          <w:caps w:val="false"/>
-          <w:color w:val="1B7F3B"/>
-          <w:sz w:val="21"/>
-          <w:szCs w:val="21"/>
-        </w:rPr>
-        <w:t xml:space="preserve">CIERTO</w:t>
-      </w:r>
-      <w:r>
-        <w:rPr>
-          <w:rFonts w:ascii="Arial" w:cs="Arial" w:eastAsia="Arial" w:hAnsi="Arial"/>
-          <w:b w:val="false"/>
-          <w:bCs w:val="false"/>
-          <w:i w:val="false"/>
-          <w:iCs w:val="false"/>
-          <w:caps w:val="false"/>
-          <w:color w:val="000000"/>
-          <w:sz w:val="21"/>
-          <w:szCs w:val="21"/>
-        </w:rPr>
-        <w:t xml:space="preserve">   All 13 states had to agree to change the Articles.</w:t>
-      </w:r>
-    </w:p>
-    <w:p>
-      <w:pPr>
-        <w:keepNext w:val="false"/>
-        <w:spacing w:after="50" w:before="0" w:line="260"/>
-      </w:pPr>
-      <w:r>
-        <w:rPr>
-          <w:rFonts w:ascii="Arial" w:cs="Arial" w:eastAsia="Arial" w:hAnsi="Arial"/>
-          <w:b w:val="false"/>
-          <w:bCs w:val="false"/>
-          <w:i w:val="false"/>
-          <w:iCs w:val="false"/>
-          <w:caps w:val="false"/>
-          <w:color w:val="000000"/>
-          <w:sz w:val="21"/>
-          <w:szCs w:val="21"/>
-        </w:rPr>
-        <w:t xml:space="preserve">6. </w:t>
-      </w:r>
-      <w:r>
-        <w:rPr>
-          <w:rFonts w:ascii="Arial" w:cs="Arial" w:eastAsia="Arial" w:hAnsi="Arial"/>
-          <w:b/>
-          <w:bCs/>
-          <w:i w:val="false"/>
-          <w:iCs w:val="false"/>
-          <w:caps w:val="false"/>
-          <w:color w:val="B00020"/>
-          <w:sz w:val="21"/>
-          <w:szCs w:val="21"/>
-        </w:rPr>
-        <w:t xml:space="preserve">FALSO</w:t>
-      </w:r>
-      <w:r>
-        <w:rPr>
-          <w:rFonts w:ascii="Arial" w:cs="Arial" w:eastAsia="Arial" w:hAnsi="Arial"/>
-          <w:b w:val="false"/>
-          <w:bCs w:val="false"/>
-          <w:i w:val="false"/>
-          <w:iCs w:val="false"/>
-          <w:caps w:val="false"/>
-          <w:color w:val="000000"/>
-          <w:sz w:val="21"/>
-          <w:szCs w:val="21"/>
-        </w:rPr>
-        <w:t xml:space="preserve">   Shays’ Rebellion happened in Texas.</w:t>
-      </w:r>
-    </w:p>
-    <w:p>
-      <w:pPr>
-        <w:keepNext w:val="false"/>
-        <w:spacing w:after="40" w:before="0" w:line="260"/>
-      </w:pPr>
-      <w:r>
-        <w:rPr>
-          <w:rFonts w:ascii="Arial" w:cs="Arial" w:eastAsia="Arial" w:hAnsi="Arial"/>
-          <w:b w:val="false"/>
-          <w:bCs w:val="false"/>
-          <w:i w:val="false"/>
-          <w:iCs w:val="false"/>
-          <w:caps w:val="false"/>
-          <w:color w:val="000000"/>
-          <w:sz w:val="21"/>
-          <w:szCs w:val="21"/>
-        </w:rPr>
-        <w:t xml:space="preserve"/>
-      </w:r>
-    </w:p>
-    <w:p>
-      <w:pPr>
-        <w:keepNext/>
-        <w:shd w:fill="DCE6F1" w:color="auto" w:val="clear"/>
-        <w:tabs>
-          <w:tab w:val="right" w:pos="10680"/>
-        </w:tabs>
-        <w:spacing w:after="90" w:before="220" w:line="260"/>
-      </w:pPr>
-      <w:r>
-        <w:rPr>
-          <w:rFonts w:ascii="Arial" w:cs="Arial" w:eastAsia="Arial" w:hAnsi="Arial"/>
-          <w:b/>
-          <w:bCs/>
-          <w:i w:val="false"/>
-          <w:iCs w:val="false"/>
-          <w:caps w:val="false"/>
-          <w:color w:val="000000"/>
-          <w:sz w:val="22"/>
-          <w:szCs w:val="22"/>
-        </w:rPr>
-        <w:t xml:space="preserve">PARTE 3B  ·  Corrige</w:t>
-      </w:r>
+        <w:t xml:space="preserve">1. Who could NOT collect taxes?</w:t>
+      </w:r>
+    </w:p>
+    <w:p>
+      <w:pPr>
+        <w:keepNext w:val="false"/>
+        <w:spacing w:after="20" w:before="0" w:line="260"/>
+      </w:pPr>
       <w:r>
         <w:rPr>
           <w:rFonts w:ascii="Arial" w:cs="Arial" w:eastAsia="Arial" w:hAnsi="Arial"/>
@@ -1624,79 +1318,19 @@
           <w:sz w:val="19"/>
           <w:szCs w:val="19"/>
         </w:rPr>
-        <w:t xml:space="preserve">   Pick TWO false sentences. Fix them in Spanish.</w:t>
-      </w:r>
-      <w:r>
-        <w:rPr>
-          <w:rFonts w:ascii="Arial" w:cs="Arial" w:eastAsia="Arial" w:hAnsi="Arial"/>
-        </w:rPr>
-        <w:t xml:space="preserve"/>
-      </w:r>
+        <w:t xml:space="preserve">¿Quién no podía cobrar impuestos?</w:t>
+      </w:r>
+    </w:p>
+    <w:p>
+      <w:pPr>
+        <w:keepNext w:val="false"/>
+        <w:spacing w:after="40" w:before="0" w:line="260"/>
+      </w:pPr>
       <w:r>
         <w:rPr>
           <w:rFonts w:ascii="Arial" w:cs="Arial" w:eastAsia="Arial" w:hAnsi="Arial"/>
           <w:b/>
           <w:bCs/>
-          <w:i w:val="false"/>
-          <w:iCs w:val="false"/>
-          <w:caps w:val="false"/>
-          <w:color w:val="1F3864"/>
-          <w:sz w:val="20"/>
-          <w:szCs w:val="20"/>
-        </w:rPr>
-        <w:t xml:space="preserve">	4 pts</w:t>
-      </w:r>
-    </w:p>
-    <w:p>
-      <w:pPr>
-        <w:keepNext w:val="false"/>
-        <w:spacing w:after="60" w:before="0" w:line="260"/>
-      </w:pPr>
-      <w:r>
-        <w:rPr>
-          <w:rFonts w:ascii="Arial" w:cs="Arial" w:eastAsia="Arial" w:hAnsi="Arial"/>
-          <w:b w:val="false"/>
-          <w:bCs w:val="false"/>
-          <w:i/>
-          <w:iCs/>
-          <w:caps w:val="false"/>
-          <w:color w:val="000000"/>
-          <w:sz w:val="19"/>
-          <w:szCs w:val="19"/>
-        </w:rPr>
-        <w:t xml:space="preserve">Escoge DOS oraciones falsas. Escríbelas correctamente EN ESPAÑOL.</w:t>
-      </w:r>
-    </w:p>
-    <w:p>
-      <w:pPr>
-        <w:keepNext w:val="false"/>
-        <w:spacing w:after="60" w:before="0" w:line="260"/>
-      </w:pPr>
-      <w:r>
-        <w:rPr>
-          <w:rFonts w:ascii="Arial" w:cs="Arial" w:eastAsia="Arial" w:hAnsi="Arial"/>
-          <w:b w:val="false"/>
-          <w:bCs w:val="false"/>
-          <w:i/>
-          <w:iCs/>
-          <w:caps w:val="false"/>
-          <w:color w:val="000000"/>
-          <w:sz w:val="19"/>
-          <w:szCs w:val="19"/>
-        </w:rPr>
-        <w:t xml:space="preserve">Se aceptan dos cualesquiera de estas tres (u otra corrección equivalente):</w:t>
-      </w:r>
-    </w:p>
-    <w:p>
-      <w:pPr>
-        <w:keepNext w:val="false"/>
-        <w:spacing w:after="60" w:before="0" w:line="260"/>
-      </w:pPr>
-      <w:r>
-        <w:rPr>
-          <w:rFonts w:ascii="Arial" w:cs="Arial" w:eastAsia="Arial" w:hAnsi="Arial"/>
-          <w:b w:val="false"/>
-          <w:bCs w:val="false"/>
           <w:i w:val="false"/>
           <w:iCs w:val="false"/>
           <w:caps w:val="false"/>
@@ -1704,19 +1338,59 @@
           <w:sz w:val="20"/>
           <w:szCs w:val="20"/>
         </w:rPr>
-        <w:t xml:space="preserve">#1 → Los Artículos crearon un gobierno central MUY DÉBIL, no fuerte.</w:t>
-      </w:r>
-    </w:p>
-    <w:p>
-      <w:pPr>
-        <w:keepNext w:val="false"/>
-        <w:spacing w:after="60" w:before="0" w:line="260"/>
-      </w:pPr>
-      <w:r>
-        <w:rPr>
-          <w:rFonts w:ascii="Arial" w:cs="Arial" w:eastAsia="Arial" w:hAnsi="Arial"/>
-          <w:b w:val="false"/>
-          <w:bCs w:val="false"/>
+        <w:t xml:space="preserve">Congress.  /  El Congreso.</w:t>
+      </w:r>
+    </w:p>
+    <w:p>
+      <w:pPr>
+        <w:keepNext w:val="false"/>
+        <w:spacing w:after="10" w:before="90" w:line="260"/>
+      </w:pPr>
+      <w:r>
+        <w:rPr>
+          <w:rFonts w:ascii="Arial" w:cs="Arial" w:eastAsia="Arial" w:hAnsi="Arial"/>
+          <w:b w:val="false"/>
+          <w:bCs w:val="false"/>
+          <w:i w:val="false"/>
+          <w:iCs w:val="false"/>
+          <w:caps w:val="false"/>
+          <w:color w:val="000000"/>
+          <w:sz w:val="21"/>
+          <w:szCs w:val="21"/>
+        </w:rPr>
+        <w:t xml:space="preserve">2. How many votes did each state have in Congress?</w:t>
+      </w:r>
+    </w:p>
+    <w:p>
+      <w:pPr>
+        <w:keepNext w:val="false"/>
+        <w:spacing w:after="20" w:before="0" w:line="260"/>
+      </w:pPr>
+      <w:r>
+        <w:rPr>
+          <w:rFonts w:ascii="Arial" w:cs="Arial" w:eastAsia="Arial" w:hAnsi="Arial"/>
+          <w:b w:val="false"/>
+          <w:bCs w:val="false"/>
+          <w:i/>
+          <w:iCs/>
+          <w:caps w:val="false"/>
+          <w:color w:val="3B4A5A"/>
+          <w:sz w:val="19"/>
+          <w:szCs w:val="19"/>
+        </w:rPr>
+        <w:t xml:space="preserve">¿Cuántos votos tenía cada estado en el Congreso?</w:t>
+      </w:r>
+    </w:p>
+    <w:p>
+      <w:pPr>
+        <w:keepNext w:val="false"/>
+        <w:spacing w:after="40" w:before="0" w:line="260"/>
+      </w:pPr>
+      <w:r>
+        <w:rPr>
+          <w:rFonts w:ascii="Arial" w:cs="Arial" w:eastAsia="Arial" w:hAnsi="Arial"/>
+          <w:b/>
+          <w:bCs/>
           <w:i w:val="false"/>
           <w:iCs w:val="false"/>
           <w:caps w:val="false"/>
@@ -1724,19 +1398,59 @@
           <w:sz w:val="20"/>
           <w:szCs w:val="20"/>
         </w:rPr>
-        <w:t xml:space="preserve">#3 → El Congreso NO podía cobrar impuestos; tenía que pedirles dinero a los estados.</w:t>
-      </w:r>
-    </w:p>
-    <w:p>
-      <w:pPr>
-        <w:keepNext w:val="false"/>
-        <w:spacing w:after="60" w:before="0" w:line="260"/>
-      </w:pPr>
-      <w:r>
-        <w:rPr>
-          <w:rFonts w:ascii="Arial" w:cs="Arial" w:eastAsia="Arial" w:hAnsi="Arial"/>
-          <w:b w:val="false"/>
-          <w:bCs w:val="false"/>
+        <w:t xml:space="preserve">One vote.  /  Un voto.</w:t>
+      </w:r>
+    </w:p>
+    <w:p>
+      <w:pPr>
+        <w:keepNext w:val="false"/>
+        <w:spacing w:after="10" w:before="90" w:line="260"/>
+      </w:pPr>
+      <w:r>
+        <w:rPr>
+          <w:rFonts w:ascii="Arial" w:cs="Arial" w:eastAsia="Arial" w:hAnsi="Arial"/>
+          <w:b w:val="false"/>
+          <w:bCs w:val="false"/>
+          <w:i w:val="false"/>
+          <w:iCs w:val="false"/>
+          <w:caps w:val="false"/>
+          <w:color w:val="000000"/>
+          <w:sz w:val="21"/>
+          <w:szCs w:val="21"/>
+        </w:rPr>
+        <w:t xml:space="preserve">3. Why did the states make a weak government?</w:t>
+      </w:r>
+    </w:p>
+    <w:p>
+      <w:pPr>
+        <w:keepNext w:val="false"/>
+        <w:spacing w:after="20" w:before="0" w:line="260"/>
+      </w:pPr>
+      <w:r>
+        <w:rPr>
+          <w:rFonts w:ascii="Arial" w:cs="Arial" w:eastAsia="Arial" w:hAnsi="Arial"/>
+          <w:b w:val="false"/>
+          <w:bCs w:val="false"/>
+          <w:i/>
+          <w:iCs/>
+          <w:caps w:val="false"/>
+          <w:color w:val="3B4A5A"/>
+          <w:sz w:val="19"/>
+          <w:szCs w:val="19"/>
+        </w:rPr>
+        <w:t xml:space="preserve">¿Por qué los estados hicieron un gobierno débil?</w:t>
+      </w:r>
+    </w:p>
+    <w:p>
+      <w:pPr>
+        <w:keepNext w:val="false"/>
+        <w:spacing w:after="40" w:before="0" w:line="260"/>
+      </w:pPr>
+      <w:r>
+        <w:rPr>
+          <w:rFonts w:ascii="Arial" w:cs="Arial" w:eastAsia="Arial" w:hAnsi="Arial"/>
+          <w:b/>
+          <w:bCs/>
           <w:i w:val="false"/>
           <w:iCs w:val="false"/>
           <w:caps w:val="false"/>
@@ -1744,7 +1458,127 @@
           <w:sz w:val="20"/>
           <w:szCs w:val="20"/>
         </w:rPr>
-        <w:t xml:space="preserve">#6 → La Rebelión de Shays ocurrió en Massachusetts, no en Texas.</w:t>
+        <w:t xml:space="preserve">They were afraid of a strong king.  /  Tenían miedo de un rey fuerte.</w:t>
+      </w:r>
+    </w:p>
+    <w:p>
+      <w:pPr>
+        <w:keepNext w:val="false"/>
+        <w:spacing w:after="10" w:before="90" w:line="260"/>
+      </w:pPr>
+      <w:r>
+        <w:rPr>
+          <w:rFonts w:ascii="Arial" w:cs="Arial" w:eastAsia="Arial" w:hAnsi="Arial"/>
+          <w:b w:val="false"/>
+          <w:bCs w:val="false"/>
+          <w:i w:val="false"/>
+          <w:iCs w:val="false"/>
+          <w:caps w:val="false"/>
+          <w:color w:val="000000"/>
+          <w:sz w:val="21"/>
+          <w:szCs w:val="21"/>
+        </w:rPr>
+        <w:t xml:space="preserve">4. How many states had to say yes to change the Articles?</w:t>
+      </w:r>
+    </w:p>
+    <w:p>
+      <w:pPr>
+        <w:keepNext w:val="false"/>
+        <w:spacing w:after="20" w:before="0" w:line="260"/>
+      </w:pPr>
+      <w:r>
+        <w:rPr>
+          <w:rFonts w:ascii="Arial" w:cs="Arial" w:eastAsia="Arial" w:hAnsi="Arial"/>
+          <w:b w:val="false"/>
+          <w:bCs w:val="false"/>
+          <w:i/>
+          <w:iCs/>
+          <w:caps w:val="false"/>
+          <w:color w:val="3B4A5A"/>
+          <w:sz w:val="19"/>
+          <w:szCs w:val="19"/>
+        </w:rPr>
+        <w:t xml:space="preserve">¿Cuántos estados tenían que decir que sí para cambiar los Artículos?</w:t>
+      </w:r>
+    </w:p>
+    <w:p>
+      <w:pPr>
+        <w:keepNext w:val="false"/>
+        <w:spacing w:after="40" w:before="0" w:line="260"/>
+      </w:pPr>
+      <w:r>
+        <w:rPr>
+          <w:rFonts w:ascii="Arial" w:cs="Arial" w:eastAsia="Arial" w:hAnsi="Arial"/>
+          <w:b/>
+          <w:bCs/>
+          <w:i w:val="false"/>
+          <w:iCs w:val="false"/>
+          <w:caps w:val="false"/>
+          <w:color w:val="B00020"/>
+          <w:sz w:val="20"/>
+          <w:szCs w:val="20"/>
+        </w:rPr>
+        <w:t xml:space="preserve">All 13.  /  Los 13.</w:t>
+      </w:r>
+    </w:p>
+    <w:p>
+      <w:pPr>
+        <w:keepNext w:val="false"/>
+        <w:spacing w:after="10" w:before="90" w:line="260"/>
+      </w:pPr>
+      <w:r>
+        <w:rPr>
+          <w:rFonts w:ascii="Arial" w:cs="Arial" w:eastAsia="Arial" w:hAnsi="Arial"/>
+          <w:b w:val="false"/>
+          <w:bCs w:val="false"/>
+          <w:i w:val="false"/>
+          <w:iCs w:val="false"/>
+          <w:caps w:val="false"/>
+          <w:color w:val="000000"/>
+          <w:sz w:val="21"/>
+          <w:szCs w:val="21"/>
+        </w:rPr>
+        <w:t xml:space="preserve">5. What happened in Massachusetts in 1786?</w:t>
+      </w:r>
+    </w:p>
+    <w:p>
+      <w:pPr>
+        <w:keepNext w:val="false"/>
+        <w:spacing w:after="20" w:before="0" w:line="260"/>
+      </w:pPr>
+      <w:r>
+        <w:rPr>
+          <w:rFonts w:ascii="Arial" w:cs="Arial" w:eastAsia="Arial" w:hAnsi="Arial"/>
+          <w:b w:val="false"/>
+          <w:bCs w:val="false"/>
+          <w:i/>
+          <w:iCs/>
+          <w:caps w:val="false"/>
+          <w:color w:val="3B4A5A"/>
+          <w:sz w:val="19"/>
+          <w:szCs w:val="19"/>
+        </w:rPr>
+        <w:t xml:space="preserve">¿Qué pasó en Massachusetts en 1786?</w:t>
+      </w:r>
+    </w:p>
+    <w:p>
+      <w:pPr>
+        <w:keepNext w:val="false"/>
+        <w:spacing w:after="40" w:before="0" w:line="260"/>
+      </w:pPr>
+      <w:r>
+        <w:rPr>
+          <w:rFonts w:ascii="Arial" w:cs="Arial" w:eastAsia="Arial" w:hAnsi="Arial"/>
+          <w:b/>
+          <w:bCs/>
+          <w:i w:val="false"/>
+          <w:iCs w:val="false"/>
+          <w:caps w:val="false"/>
+          <w:color w:val="B00020"/>
+          <w:sz w:val="20"/>
+          <w:szCs w:val="20"/>
+        </w:rPr>
+        <w:t xml:space="preserve">Shays’ Rebellion — poor farmers rebelled.  /  La Rebelión de Shays: se levantaron agricultores pobres.</w:t>
       </w:r>
     </w:p>
     <w:p>

--- a/assignments/articulos-de-la-confederacion-ELL-answer-key.docx
+++ b/assignments/articulos-de-la-confederacion-ELL-answer-key.docx
@@ -61,13 +61,13 @@
           <w:sz w:val="19"/>
           <w:szCs w:val="19"/>
         </w:rPr>
-        <w:t xml:space="preserve">CLAVE DE RESPUESTAS  ·  ANSWER KEY  ·  no entregar al estudiante</w:t>
-      </w:r>
-    </w:p>
-    <w:p>
-      <w:pPr>
-        <w:keepNext w:val="false"/>
-        <w:spacing w:after="60" w:before="0" w:line="260"/>
+        <w:t xml:space="preserve">ANSWER KEY &amp; TEACHER NOTES  ·  teacher copy — do not hand out</w:t>
+      </w:r>
+    </w:p>
+    <w:p>
+      <w:pPr>
+        <w:keepNext w:val="false"/>
+        <w:spacing w:after="80" w:before="0" w:line="260"/>
       </w:pPr>
       <w:r>
         <w:rPr>
@@ -78,16 +78,16 @@
           <w:iCs w:val="false"/>
           <w:caps w:val="false"/>
           <w:color w:val="000000"/>
-          <w:sz w:val="22"/>
-          <w:szCs w:val="22"/>
-        </w:rPr>
-        <w:t xml:space="preserve">Para el maestro / Teacher notes</w:t>
-      </w:r>
-    </w:p>
-    <w:p>
-      <w:pPr>
-        <w:keepNext w:val="false"/>
-        <w:spacing w:after="80" w:before="0" w:line="260"/>
+          <w:sz w:val="24"/>
+          <w:szCs w:val="24"/>
+        </w:rPr>
+        <w:t xml:space="preserve">Teacher notes</w:t>
+      </w:r>
+    </w:p>
+    <w:p>
+      <w:pPr>
+        <w:keepNext w:val="false"/>
+        <w:spacing w:after="90" w:before="0" w:line="260"/>
       </w:pPr>
       <w:r>
         <w:rPr>
@@ -101,7 +101,7 @@
           <w:sz w:val="20"/>
           <w:szCs w:val="20"/>
         </w:rPr>
-        <w:t xml:space="preserve">Tiempo estimado: </w:t>
+        <w:t xml:space="preserve">Who this is for. </w:t>
       </w:r>
       <w:r>
         <w:rPr>
@@ -115,13 +115,13 @@
           <w:sz w:val="20"/>
           <w:szCs w:val="20"/>
         </w:rPr>
-        <w:t xml:space="preserve">35–40 minutos. Las partes 1, 4, 5 y 7 son de bajo esfuerzo de escritura a propósito, para que un estudiante poco motivado igual termine la hoja. Las partes 3, 6 y 8 piden producción propia; la 3 se contesta copiando de la lectura y la 8 trae marcos de oración. Para volver a unos 30 minutos, quita la parte 7.</w:t>
-      </w:r>
-    </w:p>
-    <w:p>
-      <w:pPr>
-        <w:keepNext w:val="false"/>
-        <w:spacing w:after="80" w:before="0" w:line="260"/>
+        <w:t xml:space="preserve">A 10th grader who reads and writes Spanish natively and has low English proficiency. Instructions on the student sheet are in Spanish; the content is in simplified English with Spanish glosses printed in orange beside the hard words.</w:t>
+      </w:r>
+    </w:p>
+    <w:p>
+      <w:pPr>
+        <w:keepNext w:val="false"/>
+        <w:spacing w:after="90" w:before="0" w:line="260"/>
       </w:pPr>
       <w:r>
         <w:rPr>
@@ -135,7 +135,7 @@
           <w:sz w:val="20"/>
           <w:szCs w:val="20"/>
         </w:rPr>
-        <w:t xml:space="preserve">Idioma: </w:t>
+        <w:t xml:space="preserve">Time. </w:t>
       </w:r>
       <w:r>
         <w:rPr>
@@ -149,13 +149,13 @@
           <w:sz w:val="20"/>
           <w:szCs w:val="20"/>
         </w:rPr>
-        <w:t xml:space="preserve">las instrucciones van en español y el contenido en inglés simplificado (oraciones cortas, vocabulario cognado, glosas en naranja). El estudiante aprende el contenido en su idioma fuerte con los enlaces que trae la hoja del estudiante y practica inglés en los ítems de bajo riesgo. Las partes 3 y 6 se pueden contestar en español a propósito: miden historia, no inglés.</w:t>
-      </w:r>
-    </w:p>
-    <w:p>
-      <w:pPr>
-        <w:keepNext w:val="false"/>
-        <w:spacing w:after="80" w:before="0" w:line="260"/>
+        <w:t xml:space="preserve">35–40 minutes. Parts 1, 4, 5 and 7 are deliberately low writing-load so a student who is not inclined to write much still finishes the sheet. Parts 3, 6 and 8 ask for the student’s own words — Part 3 can be answered by copying from the reading, and Part 8 supplies sentence frames. To get back to about 30 minutes, cut Part 7.</w:t>
+      </w:r>
+    </w:p>
+    <w:p>
+      <w:pPr>
+        <w:keepNext w:val="false"/>
+        <w:spacing w:after="90" w:before="0" w:line="260"/>
       </w:pPr>
       <w:r>
         <w:rPr>
@@ -169,7 +169,7 @@
           <w:sz w:val="20"/>
           <w:szCs w:val="20"/>
         </w:rPr>
-        <w:t xml:space="preserve">Calificación: </w:t>
+        <w:t xml:space="preserve">Grading answers written in Spanish. </w:t>
       </w:r>
       <w:r>
         <w:rPr>
@@ -183,13 +183,13 @@
           <w:sz w:val="20"/>
           <w:szCs w:val="20"/>
         </w:rPr>
-        <w:t xml:space="preserve">48 puntos + 2 de bonificación. Según la rúbrica del distrito para newcomer ELLs, se puede calificar solo lo que el estudiante completó (p. ej., 20/24 si contestó la mitad de la hoja) y/o promediar este puntaje con el de la rúbrica de 25 puntos. Anotar en ProgressBook: “modified based on accommodation plan.”</w:t>
-      </w:r>
-    </w:p>
-    <w:p>
-      <w:pPr>
-        <w:keepNext w:val="false"/>
-        <w:spacing w:after="80" w:before="0" w:line="260"/>
+        <w:t xml:space="preserve">Parts 3 and 6 may be answered in Spanish on purpose — they measure whether the history landed, not English production. You do not need to read Spanish to grade them: every one of those items below gives the English answer, the Spanish wording to expect, and the key word to look for. The glossary at the bottom of this page covers almost everything a student is likely to write. Parts 1, 4, 5, 7 and 9 are letters, numbers and English words, so language is not a factor there.</w:t>
+      </w:r>
+    </w:p>
+    <w:p>
+      <w:pPr>
+        <w:keepNext w:val="false"/>
+        <w:spacing w:after="90" w:before="0" w:line="260"/>
       </w:pPr>
       <w:r>
         <w:rPr>
@@ -203,7 +203,7 @@
           <w:sz w:val="20"/>
           <w:szCs w:val="20"/>
         </w:rPr>
-        <w:t xml:space="preserve">Para reducir aún más: </w:t>
+        <w:t xml:space="preserve">Scoring. </w:t>
       </w:r>
       <w:r>
         <w:rPr>
@@ -217,13 +217,13 @@
           <w:sz w:val="20"/>
           <w:szCs w:val="20"/>
         </w:rPr>
-        <w:t xml:space="preserve">quitar la parte 7 (línea de tiempo) y la parte 8B.   Para subir el nivel: exigir que la parte 3 se conteste solo en inglés, pedir la parte 6 en inglés, o pedir 3 oraciones en vez de marcos en la parte 8.</w:t>
-      </w:r>
-    </w:p>
-    <w:p>
-      <w:pPr>
-        <w:keepNext w:val="false"/>
-        <w:spacing w:after="80" w:before="0" w:line="260"/>
+        <w:t xml:space="preserve">48 points plus a 2-point bonus. Under the district’s newcomer ELL rubric you may grade only the items the student completed (for example 20/24 if half the sheet is done) and/or average this score with the 25-point rubric. Note in ProgressBook: “modified based on accommodation plan.”</w:t>
+      </w:r>
+    </w:p>
+    <w:p>
+      <w:pPr>
+        <w:keepNext w:val="false"/>
+        <w:spacing w:after="90" w:before="0" w:line="260"/>
       </w:pPr>
       <w:r>
         <w:rPr>
@@ -237,7 +237,7 @@
           <w:sz w:val="20"/>
           <w:szCs w:val="20"/>
         </w:rPr>
-        <w:t xml:space="preserve">Enlaces: </w:t>
+        <w:t xml:space="preserve">To reduce further: </w:t>
       </w:r>
       <w:r>
         <w:rPr>
@@ -251,9 +251,1140 @@
           <w:sz w:val="20"/>
           <w:szCs w:val="20"/>
         </w:rPr>
-        <w:t xml:space="preserve">verifícalos una vez antes de asignar la hoja. El tercero es el texto completo de 1777 traducido al español y es el único que el estudiante necesita para la parte 6, que de todos modos trae el extracto impreso.</w:t>
-      </w:r>
-    </w:p>
+        <w:t xml:space="preserve">cut Part 7 (timeline) and Part 8B (bonus). </w:t>
+      </w:r>
+      <w:r>
+        <w:rPr>
+          <w:rFonts w:ascii="Arial" w:cs="Arial" w:eastAsia="Arial" w:hAnsi="Arial"/>
+          <w:b/>
+          <w:bCs/>
+          <w:i w:val="false"/>
+          <w:iCs w:val="false"/>
+          <w:caps w:val="false"/>
+          <w:color w:val="000000"/>
+          <w:sz w:val="20"/>
+          <w:szCs w:val="20"/>
+        </w:rPr>
+        <w:t xml:space="preserve">To raise the level: </w:t>
+      </w:r>
+      <w:r>
+        <w:rPr>
+          <w:rFonts w:ascii="Arial" w:cs="Arial" w:eastAsia="Arial" w:hAnsi="Arial"/>
+          <w:b w:val="false"/>
+          <w:bCs w:val="false"/>
+          <w:i w:val="false"/>
+          <w:iCs w:val="false"/>
+          <w:caps w:val="false"/>
+          <w:color w:val="000000"/>
+          <w:sz w:val="20"/>
+          <w:szCs w:val="20"/>
+        </w:rPr>
+        <w:t xml:space="preserve">require Part 3 in English only, require Part 6 in English, or ask for three full sentences instead of frames in Part 8.</w:t>
+      </w:r>
+    </w:p>
+    <w:p>
+      <w:pPr>
+        <w:keepNext w:val="false"/>
+        <w:spacing w:after="120" w:before="0" w:line="260"/>
+      </w:pPr>
+      <w:r>
+        <w:rPr>
+          <w:rFonts w:ascii="Arial" w:cs="Arial" w:eastAsia="Arial" w:hAnsi="Arial"/>
+          <w:b/>
+          <w:bCs/>
+          <w:i w:val="false"/>
+          <w:iCs w:val="false"/>
+          <w:caps w:val="false"/>
+          <w:color w:val="000000"/>
+          <w:sz w:val="20"/>
+          <w:szCs w:val="20"/>
+        </w:rPr>
+        <w:t xml:space="preserve">Links. </w:t>
+      </w:r>
+      <w:r>
+        <w:rPr>
+          <w:rFonts w:ascii="Arial" w:cs="Arial" w:eastAsia="Arial" w:hAnsi="Arial"/>
+          <w:b w:val="false"/>
+          <w:bCs w:val="false"/>
+          <w:i w:val="false"/>
+          <w:iCs w:val="false"/>
+          <w:caps w:val="false"/>
+          <w:color w:val="000000"/>
+          <w:sz w:val="20"/>
+          <w:szCs w:val="20"/>
+        </w:rPr>
+        <w:t xml:space="preserve">The student sheet opens with three Spanish-language links so the student meets the content in their stronger language before answering anything in English. Click them once before assigning — they were not verified. Part 6 does not depend on them; its excerpt is printed on the sheet.</w:t>
+      </w:r>
+    </w:p>
+    <w:p>
+      <w:pPr>
+        <w:keepNext w:val="false"/>
+        <w:spacing w:after="60" w:before="0" w:line="260"/>
+      </w:pPr>
+      <w:r>
+        <w:rPr>
+          <w:rFonts w:ascii="Arial" w:cs="Arial" w:eastAsia="Arial" w:hAnsi="Arial"/>
+          <w:b/>
+          <w:bCs/>
+          <w:i w:val="false"/>
+          <w:iCs w:val="false"/>
+          <w:caps w:val="false"/>
+          <w:color w:val="000000"/>
+          <w:sz w:val="20"/>
+          <w:szCs w:val="20"/>
+        </w:rPr>
+        <w:t xml:space="preserve">Spanish words you are likely to see in answers</w:t>
+      </w:r>
+    </w:p>
+    <w:tbl>
+      <w:tblPr>
+        <w:tblW w:type="dxa" w:w="10800"/>
+        <w:tblBorders>
+          <w:top w:val="single" w:color="auto" w:sz="4"/>
+          <w:left w:val="single" w:color="auto" w:sz="4"/>
+          <w:bottom w:val="single" w:color="auto" w:sz="4"/>
+          <w:right w:val="single" w:color="auto" w:sz="4"/>
+          <w:insideH w:val="single" w:color="auto" w:sz="4"/>
+          <w:insideV w:val="single" w:color="auto" w:sz="4"/>
+        </w:tblBorders>
+      </w:tblPr>
+      <w:tblGrid>
+        <w:gridCol w:w="2700"/>
+        <w:gridCol w:w="2700"/>
+        <w:gridCol w:w="2700"/>
+        <w:gridCol w:w="2700"/>
+      </w:tblGrid>
+      <w:tr>
+        <w:tc>
+          <w:tcPr>
+            <w:tcW w:type="dxa" w:w="2700"/>
+            <w:tcBorders>
+              <w:top w:val="none" w:color="FFFFFF" w:sz="0"/>
+              <w:left w:val="none" w:color="FFFFFF" w:sz="0"/>
+              <w:bottom w:val="none" w:color="FFFFFF" w:sz="0"/>
+              <w:right w:val="none" w:color="FFFFFF" w:sz="0"/>
+            </w:tcBorders>
+            <w:tcMar>
+              <w:top w:type="dxa" w:w="60"/>
+              <w:left w:type="dxa" w:w="110"/>
+              <w:bottom w:type="dxa" w:w="60"/>
+              <w:right w:type="dxa" w:w="110"/>
+            </w:tcMar>
+          </w:tcPr>
+          <w:p>
+            <w:pPr>
+              <w:keepNext w:val="false"/>
+              <w:spacing w:after="60" w:before="0" w:line="260"/>
+            </w:pPr>
+            <w:r>
+              <w:rPr>
+                <w:rFonts w:ascii="Arial" w:cs="Arial" w:eastAsia="Arial" w:hAnsi="Arial"/>
+                <w:b/>
+                <w:bCs/>
+                <w:i w:val="false"/>
+                <w:iCs w:val="false"/>
+                <w:caps w:val="false"/>
+                <w:color w:val="000000"/>
+                <w:sz w:val="19"/>
+                <w:szCs w:val="19"/>
+              </w:rPr>
+              <w:t xml:space="preserve">estados</w:t>
+            </w:r>
+            <w:r>
+              <w:rPr>
+                <w:rFonts w:ascii="Arial" w:cs="Arial" w:eastAsia="Arial" w:hAnsi="Arial"/>
+                <w:b w:val="false"/>
+                <w:bCs w:val="false"/>
+                <w:i w:val="false"/>
+                <w:iCs w:val="false"/>
+                <w:caps w:val="false"/>
+                <w:color w:val="000000"/>
+                <w:sz w:val="19"/>
+                <w:szCs w:val="19"/>
+              </w:rPr>
+              <w:t xml:space="preserve"> = states</w:t>
+            </w:r>
+          </w:p>
+        </w:tc>
+        <w:tc>
+          <w:tcPr>
+            <w:tcW w:type="dxa" w:w="2700"/>
+            <w:tcBorders>
+              <w:top w:val="none" w:color="FFFFFF" w:sz="0"/>
+              <w:left w:val="none" w:color="FFFFFF" w:sz="0"/>
+              <w:bottom w:val="none" w:color="FFFFFF" w:sz="0"/>
+              <w:right w:val="none" w:color="FFFFFF" w:sz="0"/>
+            </w:tcBorders>
+            <w:tcMar>
+              <w:top w:type="dxa" w:w="60"/>
+              <w:left w:type="dxa" w:w="110"/>
+              <w:bottom w:type="dxa" w:w="60"/>
+              <w:right w:type="dxa" w:w="110"/>
+            </w:tcMar>
+          </w:tcPr>
+          <w:p>
+            <w:pPr>
+              <w:keepNext w:val="false"/>
+              <w:spacing w:after="60" w:before="0" w:line="260"/>
+            </w:pPr>
+            <w:r>
+              <w:rPr>
+                <w:rFonts w:ascii="Arial" w:cs="Arial" w:eastAsia="Arial" w:hAnsi="Arial"/>
+                <w:b/>
+                <w:bCs/>
+                <w:i w:val="false"/>
+                <w:iCs w:val="false"/>
+                <w:caps w:val="false"/>
+                <w:color w:val="000000"/>
+                <w:sz w:val="19"/>
+                <w:szCs w:val="19"/>
+              </w:rPr>
+              <w:t xml:space="preserve">Congreso</w:t>
+            </w:r>
+            <w:r>
+              <w:rPr>
+                <w:rFonts w:ascii="Arial" w:cs="Arial" w:eastAsia="Arial" w:hAnsi="Arial"/>
+                <w:b w:val="false"/>
+                <w:bCs w:val="false"/>
+                <w:i w:val="false"/>
+                <w:iCs w:val="false"/>
+                <w:caps w:val="false"/>
+                <w:color w:val="000000"/>
+                <w:sz w:val="19"/>
+                <w:szCs w:val="19"/>
+              </w:rPr>
+              <w:t xml:space="preserve"> = Congress</w:t>
+            </w:r>
+          </w:p>
+        </w:tc>
+        <w:tc>
+          <w:tcPr>
+            <w:tcW w:type="dxa" w:w="2700"/>
+            <w:tcBorders>
+              <w:top w:val="none" w:color="FFFFFF" w:sz="0"/>
+              <w:left w:val="none" w:color="FFFFFF" w:sz="0"/>
+              <w:bottom w:val="none" w:color="FFFFFF" w:sz="0"/>
+              <w:right w:val="none" w:color="FFFFFF" w:sz="0"/>
+            </w:tcBorders>
+            <w:tcMar>
+              <w:top w:type="dxa" w:w="60"/>
+              <w:left w:type="dxa" w:w="110"/>
+              <w:bottom w:type="dxa" w:w="60"/>
+              <w:right w:type="dxa" w:w="110"/>
+            </w:tcMar>
+          </w:tcPr>
+          <w:p>
+            <w:pPr>
+              <w:keepNext w:val="false"/>
+              <w:spacing w:after="60" w:before="0" w:line="260"/>
+            </w:pPr>
+            <w:r>
+              <w:rPr>
+                <w:rFonts w:ascii="Arial" w:cs="Arial" w:eastAsia="Arial" w:hAnsi="Arial"/>
+                <w:b/>
+                <w:bCs/>
+                <w:i w:val="false"/>
+                <w:iCs w:val="false"/>
+                <w:caps w:val="false"/>
+                <w:color w:val="000000"/>
+                <w:sz w:val="19"/>
+                <w:szCs w:val="19"/>
+              </w:rPr>
+              <w:t xml:space="preserve">impuestos</w:t>
+            </w:r>
+            <w:r>
+              <w:rPr>
+                <w:rFonts w:ascii="Arial" w:cs="Arial" w:eastAsia="Arial" w:hAnsi="Arial"/>
+                <w:b w:val="false"/>
+                <w:bCs w:val="false"/>
+                <w:i w:val="false"/>
+                <w:iCs w:val="false"/>
+                <w:caps w:val="false"/>
+                <w:color w:val="000000"/>
+                <w:sz w:val="19"/>
+                <w:szCs w:val="19"/>
+              </w:rPr>
+              <w:t xml:space="preserve"> = taxes</w:t>
+            </w:r>
+          </w:p>
+        </w:tc>
+        <w:tc>
+          <w:tcPr>
+            <w:tcW w:type="dxa" w:w="2700"/>
+            <w:tcBorders>
+              <w:top w:val="none" w:color="FFFFFF" w:sz="0"/>
+              <w:left w:val="none" w:color="FFFFFF" w:sz="0"/>
+              <w:bottom w:val="none" w:color="FFFFFF" w:sz="0"/>
+              <w:right w:val="none" w:color="FFFFFF" w:sz="0"/>
+            </w:tcBorders>
+            <w:tcMar>
+              <w:top w:type="dxa" w:w="60"/>
+              <w:left w:type="dxa" w:w="110"/>
+              <w:bottom w:type="dxa" w:w="60"/>
+              <w:right w:type="dxa" w:w="110"/>
+            </w:tcMar>
+          </w:tcPr>
+          <w:p>
+            <w:pPr>
+              <w:keepNext w:val="false"/>
+              <w:spacing w:after="60" w:before="0" w:line="260"/>
+            </w:pPr>
+            <w:r>
+              <w:rPr>
+                <w:rFonts w:ascii="Arial" w:cs="Arial" w:eastAsia="Arial" w:hAnsi="Arial"/>
+                <w:b/>
+                <w:bCs/>
+                <w:i w:val="false"/>
+                <w:iCs w:val="false"/>
+                <w:caps w:val="false"/>
+                <w:color w:val="000000"/>
+                <w:sz w:val="19"/>
+                <w:szCs w:val="19"/>
+              </w:rPr>
+              <w:t xml:space="preserve">dinero</w:t>
+            </w:r>
+            <w:r>
+              <w:rPr>
+                <w:rFonts w:ascii="Arial" w:cs="Arial" w:eastAsia="Arial" w:hAnsi="Arial"/>
+                <w:b w:val="false"/>
+                <w:bCs w:val="false"/>
+                <w:i w:val="false"/>
+                <w:iCs w:val="false"/>
+                <w:caps w:val="false"/>
+                <w:color w:val="000000"/>
+                <w:sz w:val="19"/>
+                <w:szCs w:val="19"/>
+              </w:rPr>
+              <w:t xml:space="preserve"> = money</w:t>
+            </w:r>
+          </w:p>
+        </w:tc>
+      </w:tr>
+      <w:tr>
+        <w:tc>
+          <w:tcPr>
+            <w:tcW w:type="dxa" w:w="2700"/>
+            <w:tcBorders>
+              <w:top w:val="none" w:color="FFFFFF" w:sz="0"/>
+              <w:left w:val="none" w:color="FFFFFF" w:sz="0"/>
+              <w:bottom w:val="none" w:color="FFFFFF" w:sz="0"/>
+              <w:right w:val="none" w:color="FFFFFF" w:sz="0"/>
+            </w:tcBorders>
+            <w:tcMar>
+              <w:top w:type="dxa" w:w="60"/>
+              <w:left w:type="dxa" w:w="110"/>
+              <w:bottom w:type="dxa" w:w="60"/>
+              <w:right w:type="dxa" w:w="110"/>
+            </w:tcMar>
+          </w:tcPr>
+          <w:p>
+            <w:pPr>
+              <w:keepNext w:val="false"/>
+              <w:spacing w:after="60" w:before="0" w:line="260"/>
+            </w:pPr>
+            <w:r>
+              <w:rPr>
+                <w:rFonts w:ascii="Arial" w:cs="Arial" w:eastAsia="Arial" w:hAnsi="Arial"/>
+                <w:b/>
+                <w:bCs/>
+                <w:i w:val="false"/>
+                <w:iCs w:val="false"/>
+                <w:caps w:val="false"/>
+                <w:color w:val="000000"/>
+                <w:sz w:val="19"/>
+                <w:szCs w:val="19"/>
+              </w:rPr>
+              <w:t xml:space="preserve">poder</w:t>
+            </w:r>
+            <w:r>
+              <w:rPr>
+                <w:rFonts w:ascii="Arial" w:cs="Arial" w:eastAsia="Arial" w:hAnsi="Arial"/>
+                <w:b w:val="false"/>
+                <w:bCs w:val="false"/>
+                <w:i w:val="false"/>
+                <w:iCs w:val="false"/>
+                <w:caps w:val="false"/>
+                <w:color w:val="000000"/>
+                <w:sz w:val="19"/>
+                <w:szCs w:val="19"/>
+              </w:rPr>
+              <w:t xml:space="preserve"> = power</w:t>
+            </w:r>
+          </w:p>
+        </w:tc>
+        <w:tc>
+          <w:tcPr>
+            <w:tcW w:type="dxa" w:w="2700"/>
+            <w:tcBorders>
+              <w:top w:val="none" w:color="FFFFFF" w:sz="0"/>
+              <w:left w:val="none" w:color="FFFFFF" w:sz="0"/>
+              <w:bottom w:val="none" w:color="FFFFFF" w:sz="0"/>
+              <w:right w:val="none" w:color="FFFFFF" w:sz="0"/>
+            </w:tcBorders>
+            <w:tcMar>
+              <w:top w:type="dxa" w:w="60"/>
+              <w:left w:type="dxa" w:w="110"/>
+              <w:bottom w:type="dxa" w:w="60"/>
+              <w:right w:type="dxa" w:w="110"/>
+            </w:tcMar>
+          </w:tcPr>
+          <w:p>
+            <w:pPr>
+              <w:keepNext w:val="false"/>
+              <w:spacing w:after="60" w:before="0" w:line="260"/>
+            </w:pPr>
+            <w:r>
+              <w:rPr>
+                <w:rFonts w:ascii="Arial" w:cs="Arial" w:eastAsia="Arial" w:hAnsi="Arial"/>
+                <w:b/>
+                <w:bCs/>
+                <w:i w:val="false"/>
+                <w:iCs w:val="false"/>
+                <w:caps w:val="false"/>
+                <w:color w:val="000000"/>
+                <w:sz w:val="19"/>
+                <w:szCs w:val="19"/>
+              </w:rPr>
+              <w:t xml:space="preserve">débil</w:t>
+            </w:r>
+            <w:r>
+              <w:rPr>
+                <w:rFonts w:ascii="Arial" w:cs="Arial" w:eastAsia="Arial" w:hAnsi="Arial"/>
+                <w:b w:val="false"/>
+                <w:bCs w:val="false"/>
+                <w:i w:val="false"/>
+                <w:iCs w:val="false"/>
+                <w:caps w:val="false"/>
+                <w:color w:val="000000"/>
+                <w:sz w:val="19"/>
+                <w:szCs w:val="19"/>
+              </w:rPr>
+              <w:t xml:space="preserve"> = weak</w:t>
+            </w:r>
+          </w:p>
+        </w:tc>
+        <w:tc>
+          <w:tcPr>
+            <w:tcW w:type="dxa" w:w="2700"/>
+            <w:tcBorders>
+              <w:top w:val="none" w:color="FFFFFF" w:sz="0"/>
+              <w:left w:val="none" w:color="FFFFFF" w:sz="0"/>
+              <w:bottom w:val="none" w:color="FFFFFF" w:sz="0"/>
+              <w:right w:val="none" w:color="FFFFFF" w:sz="0"/>
+            </w:tcBorders>
+            <w:tcMar>
+              <w:top w:type="dxa" w:w="60"/>
+              <w:left w:type="dxa" w:w="110"/>
+              <w:bottom w:type="dxa" w:w="60"/>
+              <w:right w:type="dxa" w:w="110"/>
+            </w:tcMar>
+          </w:tcPr>
+          <w:p>
+            <w:pPr>
+              <w:keepNext w:val="false"/>
+              <w:spacing w:after="60" w:before="0" w:line="260"/>
+            </w:pPr>
+            <w:r>
+              <w:rPr>
+                <w:rFonts w:ascii="Arial" w:cs="Arial" w:eastAsia="Arial" w:hAnsi="Arial"/>
+                <w:b/>
+                <w:bCs/>
+                <w:i w:val="false"/>
+                <w:iCs w:val="false"/>
+                <w:caps w:val="false"/>
+                <w:color w:val="000000"/>
+                <w:sz w:val="19"/>
+                <w:szCs w:val="19"/>
+              </w:rPr>
+              <w:t xml:space="preserve">fuerte</w:t>
+            </w:r>
+            <w:r>
+              <w:rPr>
+                <w:rFonts w:ascii="Arial" w:cs="Arial" w:eastAsia="Arial" w:hAnsi="Arial"/>
+                <w:b w:val="false"/>
+                <w:bCs w:val="false"/>
+                <w:i w:val="false"/>
+                <w:iCs w:val="false"/>
+                <w:caps w:val="false"/>
+                <w:color w:val="000000"/>
+                <w:sz w:val="19"/>
+                <w:szCs w:val="19"/>
+              </w:rPr>
+              <w:t xml:space="preserve"> = strong</w:t>
+            </w:r>
+          </w:p>
+        </w:tc>
+        <w:tc>
+          <w:tcPr>
+            <w:tcW w:type="dxa" w:w="2700"/>
+            <w:tcBorders>
+              <w:top w:val="none" w:color="FFFFFF" w:sz="0"/>
+              <w:left w:val="none" w:color="FFFFFF" w:sz="0"/>
+              <w:bottom w:val="none" w:color="FFFFFF" w:sz="0"/>
+              <w:right w:val="none" w:color="FFFFFF" w:sz="0"/>
+            </w:tcBorders>
+            <w:tcMar>
+              <w:top w:type="dxa" w:w="60"/>
+              <w:left w:type="dxa" w:w="110"/>
+              <w:bottom w:type="dxa" w:w="60"/>
+              <w:right w:type="dxa" w:w="110"/>
+            </w:tcMar>
+          </w:tcPr>
+          <w:p>
+            <w:pPr>
+              <w:keepNext w:val="false"/>
+              <w:spacing w:after="60" w:before="0" w:line="260"/>
+            </w:pPr>
+            <w:r>
+              <w:rPr>
+                <w:rFonts w:ascii="Arial" w:cs="Arial" w:eastAsia="Arial" w:hAnsi="Arial"/>
+                <w:b/>
+                <w:bCs/>
+                <w:i w:val="false"/>
+                <w:iCs w:val="false"/>
+                <w:caps w:val="false"/>
+                <w:color w:val="000000"/>
+                <w:sz w:val="19"/>
+                <w:szCs w:val="19"/>
+              </w:rPr>
+              <w:t xml:space="preserve">rey</w:t>
+            </w:r>
+            <w:r>
+              <w:rPr>
+                <w:rFonts w:ascii="Arial" w:cs="Arial" w:eastAsia="Arial" w:hAnsi="Arial"/>
+                <w:b w:val="false"/>
+                <w:bCs w:val="false"/>
+                <w:i w:val="false"/>
+                <w:iCs w:val="false"/>
+                <w:caps w:val="false"/>
+                <w:color w:val="000000"/>
+                <w:sz w:val="19"/>
+                <w:szCs w:val="19"/>
+              </w:rPr>
+              <w:t xml:space="preserve"> = king</w:t>
+            </w:r>
+          </w:p>
+        </w:tc>
+      </w:tr>
+      <w:tr>
+        <w:tc>
+          <w:tcPr>
+            <w:tcW w:type="dxa" w:w="2700"/>
+            <w:tcBorders>
+              <w:top w:val="none" w:color="FFFFFF" w:sz="0"/>
+              <w:left w:val="none" w:color="FFFFFF" w:sz="0"/>
+              <w:bottom w:val="none" w:color="FFFFFF" w:sz="0"/>
+              <w:right w:val="none" w:color="FFFFFF" w:sz="0"/>
+            </w:tcBorders>
+            <w:tcMar>
+              <w:top w:type="dxa" w:w="60"/>
+              <w:left w:type="dxa" w:w="110"/>
+              <w:bottom w:type="dxa" w:w="60"/>
+              <w:right w:type="dxa" w:w="110"/>
+            </w:tcMar>
+          </w:tcPr>
+          <w:p>
+            <w:pPr>
+              <w:keepNext w:val="false"/>
+              <w:spacing w:after="60" w:before="0" w:line="260"/>
+            </w:pPr>
+            <w:r>
+              <w:rPr>
+                <w:rFonts w:ascii="Arial" w:cs="Arial" w:eastAsia="Arial" w:hAnsi="Arial"/>
+                <w:b/>
+                <w:bCs/>
+                <w:i w:val="false"/>
+                <w:iCs w:val="false"/>
+                <w:caps w:val="false"/>
+                <w:color w:val="000000"/>
+                <w:sz w:val="19"/>
+                <w:szCs w:val="19"/>
+              </w:rPr>
+              <w:t xml:space="preserve">miedo</w:t>
+            </w:r>
+            <w:r>
+              <w:rPr>
+                <w:rFonts w:ascii="Arial" w:cs="Arial" w:eastAsia="Arial" w:hAnsi="Arial"/>
+                <w:b w:val="false"/>
+                <w:bCs w:val="false"/>
+                <w:i w:val="false"/>
+                <w:iCs w:val="false"/>
+                <w:caps w:val="false"/>
+                <w:color w:val="000000"/>
+                <w:sz w:val="19"/>
+                <w:szCs w:val="19"/>
+              </w:rPr>
+              <w:t xml:space="preserve"> = fear / afraid</w:t>
+            </w:r>
+          </w:p>
+        </w:tc>
+        <w:tc>
+          <w:tcPr>
+            <w:tcW w:type="dxa" w:w="2700"/>
+            <w:tcBorders>
+              <w:top w:val="none" w:color="FFFFFF" w:sz="0"/>
+              <w:left w:val="none" w:color="FFFFFF" w:sz="0"/>
+              <w:bottom w:val="none" w:color="FFFFFF" w:sz="0"/>
+              <w:right w:val="none" w:color="FFFFFF" w:sz="0"/>
+            </w:tcBorders>
+            <w:tcMar>
+              <w:top w:type="dxa" w:w="60"/>
+              <w:left w:type="dxa" w:w="110"/>
+              <w:bottom w:type="dxa" w:w="60"/>
+              <w:right w:type="dxa" w:w="110"/>
+            </w:tcMar>
+          </w:tcPr>
+          <w:p>
+            <w:pPr>
+              <w:keepNext w:val="false"/>
+              <w:spacing w:after="60" w:before="0" w:line="260"/>
+            </w:pPr>
+            <w:r>
+              <w:rPr>
+                <w:rFonts w:ascii="Arial" w:cs="Arial" w:eastAsia="Arial" w:hAnsi="Arial"/>
+                <w:b/>
+                <w:bCs/>
+                <w:i w:val="false"/>
+                <w:iCs w:val="false"/>
+                <w:caps w:val="false"/>
+                <w:color w:val="000000"/>
+                <w:sz w:val="19"/>
+                <w:szCs w:val="19"/>
+              </w:rPr>
+              <w:t xml:space="preserve">guerra</w:t>
+            </w:r>
+            <w:r>
+              <w:rPr>
+                <w:rFonts w:ascii="Arial" w:cs="Arial" w:eastAsia="Arial" w:hAnsi="Arial"/>
+                <w:b w:val="false"/>
+                <w:bCs w:val="false"/>
+                <w:i w:val="false"/>
+                <w:iCs w:val="false"/>
+                <w:caps w:val="false"/>
+                <w:color w:val="000000"/>
+                <w:sz w:val="19"/>
+                <w:szCs w:val="19"/>
+              </w:rPr>
+              <w:t xml:space="preserve"> = war</w:t>
+            </w:r>
+          </w:p>
+        </w:tc>
+        <w:tc>
+          <w:tcPr>
+            <w:tcW w:type="dxa" w:w="2700"/>
+            <w:tcBorders>
+              <w:top w:val="none" w:color="FFFFFF" w:sz="0"/>
+              <w:left w:val="none" w:color="FFFFFF" w:sz="0"/>
+              <w:bottom w:val="none" w:color="FFFFFF" w:sz="0"/>
+              <w:right w:val="none" w:color="FFFFFF" w:sz="0"/>
+            </w:tcBorders>
+            <w:tcMar>
+              <w:top w:type="dxa" w:w="60"/>
+              <w:left w:type="dxa" w:w="110"/>
+              <w:bottom w:type="dxa" w:w="60"/>
+              <w:right w:type="dxa" w:w="110"/>
+            </w:tcMar>
+          </w:tcPr>
+          <w:p>
+            <w:pPr>
+              <w:keepNext w:val="false"/>
+              <w:spacing w:after="60" w:before="0" w:line="260"/>
+            </w:pPr>
+            <w:r>
+              <w:rPr>
+                <w:rFonts w:ascii="Arial" w:cs="Arial" w:eastAsia="Arial" w:hAnsi="Arial"/>
+                <w:b/>
+                <w:bCs/>
+                <w:i w:val="false"/>
+                <w:iCs w:val="false"/>
+                <w:caps w:val="false"/>
+                <w:color w:val="000000"/>
+                <w:sz w:val="19"/>
+                <w:szCs w:val="19"/>
+              </w:rPr>
+              <w:t xml:space="preserve">deuda(s)</w:t>
+            </w:r>
+            <w:r>
+              <w:rPr>
+                <w:rFonts w:ascii="Arial" w:cs="Arial" w:eastAsia="Arial" w:hAnsi="Arial"/>
+                <w:b w:val="false"/>
+                <w:bCs w:val="false"/>
+                <w:i w:val="false"/>
+                <w:iCs w:val="false"/>
+                <w:caps w:val="false"/>
+                <w:color w:val="000000"/>
+                <w:sz w:val="19"/>
+                <w:szCs w:val="19"/>
+              </w:rPr>
+              <w:t xml:space="preserve"> = debt(s)</w:t>
+            </w:r>
+          </w:p>
+        </w:tc>
+        <w:tc>
+          <w:tcPr>
+            <w:tcW w:type="dxa" w:w="2700"/>
+            <w:tcBorders>
+              <w:top w:val="none" w:color="FFFFFF" w:sz="0"/>
+              <w:left w:val="none" w:color="FFFFFF" w:sz="0"/>
+              <w:bottom w:val="none" w:color="FFFFFF" w:sz="0"/>
+              <w:right w:val="none" w:color="FFFFFF" w:sz="0"/>
+            </w:tcBorders>
+            <w:tcMar>
+              <w:top w:type="dxa" w:w="60"/>
+              <w:left w:type="dxa" w:w="110"/>
+              <w:bottom w:type="dxa" w:w="60"/>
+              <w:right w:type="dxa" w:w="110"/>
+            </w:tcMar>
+          </w:tcPr>
+          <w:p>
+            <w:pPr>
+              <w:keepNext w:val="false"/>
+              <w:spacing w:after="60" w:before="0" w:line="260"/>
+            </w:pPr>
+            <w:r>
+              <w:rPr>
+                <w:rFonts w:ascii="Arial" w:cs="Arial" w:eastAsia="Arial" w:hAnsi="Arial"/>
+                <w:b/>
+                <w:bCs/>
+                <w:i w:val="false"/>
+                <w:iCs w:val="false"/>
+                <w:caps w:val="false"/>
+                <w:color w:val="000000"/>
+                <w:sz w:val="19"/>
+                <w:szCs w:val="19"/>
+              </w:rPr>
+              <w:t xml:space="preserve">ejército</w:t>
+            </w:r>
+            <w:r>
+              <w:rPr>
+                <w:rFonts w:ascii="Arial" w:cs="Arial" w:eastAsia="Arial" w:hAnsi="Arial"/>
+                <w:b w:val="false"/>
+                <w:bCs w:val="false"/>
+                <w:i w:val="false"/>
+                <w:iCs w:val="false"/>
+                <w:caps w:val="false"/>
+                <w:color w:val="000000"/>
+                <w:sz w:val="19"/>
+                <w:szCs w:val="19"/>
+              </w:rPr>
+              <w:t xml:space="preserve"> = army</w:t>
+            </w:r>
+          </w:p>
+        </w:tc>
+      </w:tr>
+      <w:tr>
+        <w:tc>
+          <w:tcPr>
+            <w:tcW w:type="dxa" w:w="2700"/>
+            <w:tcBorders>
+              <w:top w:val="none" w:color="FFFFFF" w:sz="0"/>
+              <w:left w:val="none" w:color="FFFFFF" w:sz="0"/>
+              <w:bottom w:val="none" w:color="FFFFFF" w:sz="0"/>
+              <w:right w:val="none" w:color="FFFFFF" w:sz="0"/>
+            </w:tcBorders>
+            <w:tcMar>
+              <w:top w:type="dxa" w:w="60"/>
+              <w:left w:type="dxa" w:w="110"/>
+              <w:bottom w:type="dxa" w:w="60"/>
+              <w:right w:type="dxa" w:w="110"/>
+            </w:tcMar>
+          </w:tcPr>
+          <w:p>
+            <w:pPr>
+              <w:keepNext w:val="false"/>
+              <w:spacing w:after="60" w:before="0" w:line="260"/>
+            </w:pPr>
+            <w:r>
+              <w:rPr>
+                <w:rFonts w:ascii="Arial" w:cs="Arial" w:eastAsia="Arial" w:hAnsi="Arial"/>
+                <w:b/>
+                <w:bCs/>
+                <w:i w:val="false"/>
+                <w:iCs w:val="false"/>
+                <w:caps w:val="false"/>
+                <w:color w:val="000000"/>
+                <w:sz w:val="19"/>
+                <w:szCs w:val="19"/>
+              </w:rPr>
+              <w:t xml:space="preserve">agricultores</w:t>
+            </w:r>
+            <w:r>
+              <w:rPr>
+                <w:rFonts w:ascii="Arial" w:cs="Arial" w:eastAsia="Arial" w:hAnsi="Arial"/>
+                <w:b w:val="false"/>
+                <w:bCs w:val="false"/>
+                <w:i w:val="false"/>
+                <w:iCs w:val="false"/>
+                <w:caps w:val="false"/>
+                <w:color w:val="000000"/>
+                <w:sz w:val="19"/>
+                <w:szCs w:val="19"/>
+              </w:rPr>
+              <w:t xml:space="preserve"> = farmers</w:t>
+            </w:r>
+          </w:p>
+        </w:tc>
+        <w:tc>
+          <w:tcPr>
+            <w:tcW w:type="dxa" w:w="2700"/>
+            <w:tcBorders>
+              <w:top w:val="none" w:color="FFFFFF" w:sz="0"/>
+              <w:left w:val="none" w:color="FFFFFF" w:sz="0"/>
+              <w:bottom w:val="none" w:color="FFFFFF" w:sz="0"/>
+              <w:right w:val="none" w:color="FFFFFF" w:sz="0"/>
+            </w:tcBorders>
+            <w:tcMar>
+              <w:top w:type="dxa" w:w="60"/>
+              <w:left w:type="dxa" w:w="110"/>
+              <w:bottom w:type="dxa" w:w="60"/>
+              <w:right w:type="dxa" w:w="110"/>
+            </w:tcMar>
+          </w:tcPr>
+          <w:p>
+            <w:pPr>
+              <w:keepNext w:val="false"/>
+              <w:spacing w:after="60" w:before="0" w:line="260"/>
+            </w:pPr>
+            <w:r>
+              <w:rPr>
+                <w:rFonts w:ascii="Arial" w:cs="Arial" w:eastAsia="Arial" w:hAnsi="Arial"/>
+                <w:b/>
+                <w:bCs/>
+                <w:i w:val="false"/>
+                <w:iCs w:val="false"/>
+                <w:caps w:val="false"/>
+                <w:color w:val="000000"/>
+                <w:sz w:val="19"/>
+                <w:szCs w:val="19"/>
+              </w:rPr>
+              <w:t xml:space="preserve">rebelión</w:t>
+            </w:r>
+            <w:r>
+              <w:rPr>
+                <w:rFonts w:ascii="Arial" w:cs="Arial" w:eastAsia="Arial" w:hAnsi="Arial"/>
+                <w:b w:val="false"/>
+                <w:bCs w:val="false"/>
+                <w:i w:val="false"/>
+                <w:iCs w:val="false"/>
+                <w:caps w:val="false"/>
+                <w:color w:val="000000"/>
+                <w:sz w:val="19"/>
+                <w:szCs w:val="19"/>
+              </w:rPr>
+              <w:t xml:space="preserve"> = rebellion</w:t>
+            </w:r>
+          </w:p>
+        </w:tc>
+        <w:tc>
+          <w:tcPr>
+            <w:tcW w:type="dxa" w:w="2700"/>
+            <w:tcBorders>
+              <w:top w:val="none" w:color="FFFFFF" w:sz="0"/>
+              <w:left w:val="none" w:color="FFFFFF" w:sz="0"/>
+              <w:bottom w:val="none" w:color="FFFFFF" w:sz="0"/>
+              <w:right w:val="none" w:color="FFFFFF" w:sz="0"/>
+            </w:tcBorders>
+            <w:tcMar>
+              <w:top w:type="dxa" w:w="60"/>
+              <w:left w:type="dxa" w:w="110"/>
+              <w:bottom w:type="dxa" w:w="60"/>
+              <w:right w:type="dxa" w:w="110"/>
+            </w:tcMar>
+          </w:tcPr>
+          <w:p>
+            <w:pPr>
+              <w:keepNext w:val="false"/>
+              <w:spacing w:after="60" w:before="0" w:line="260"/>
+            </w:pPr>
+            <w:r>
+              <w:rPr>
+                <w:rFonts w:ascii="Arial" w:cs="Arial" w:eastAsia="Arial" w:hAnsi="Arial"/>
+                <w:b/>
+                <w:bCs/>
+                <w:i w:val="false"/>
+                <w:iCs w:val="false"/>
+                <w:caps w:val="false"/>
+                <w:color w:val="000000"/>
+                <w:sz w:val="19"/>
+                <w:szCs w:val="19"/>
+              </w:rPr>
+              <w:t xml:space="preserve">leyes</w:t>
+            </w:r>
+            <w:r>
+              <w:rPr>
+                <w:rFonts w:ascii="Arial" w:cs="Arial" w:eastAsia="Arial" w:hAnsi="Arial"/>
+                <w:b w:val="false"/>
+                <w:bCs w:val="false"/>
+                <w:i w:val="false"/>
+                <w:iCs w:val="false"/>
+                <w:caps w:val="false"/>
+                <w:color w:val="000000"/>
+                <w:sz w:val="19"/>
+                <w:szCs w:val="19"/>
+              </w:rPr>
+              <w:t xml:space="preserve"> = laws</w:t>
+            </w:r>
+          </w:p>
+        </w:tc>
+        <w:tc>
+          <w:tcPr>
+            <w:tcW w:type="dxa" w:w="2700"/>
+            <w:tcBorders>
+              <w:top w:val="none" w:color="FFFFFF" w:sz="0"/>
+              <w:left w:val="none" w:color="FFFFFF" w:sz="0"/>
+              <w:bottom w:val="none" w:color="FFFFFF" w:sz="0"/>
+              <w:right w:val="none" w:color="FFFFFF" w:sz="0"/>
+            </w:tcBorders>
+            <w:tcMar>
+              <w:top w:type="dxa" w:w="60"/>
+              <w:left w:type="dxa" w:w="110"/>
+              <w:bottom w:type="dxa" w:w="60"/>
+              <w:right w:type="dxa" w:w="110"/>
+            </w:tcMar>
+          </w:tcPr>
+          <w:p>
+            <w:pPr>
+              <w:keepNext w:val="false"/>
+              <w:spacing w:after="60" w:before="0" w:line="260"/>
+            </w:pPr>
+            <w:r>
+              <w:rPr>
+                <w:rFonts w:ascii="Arial" w:cs="Arial" w:eastAsia="Arial" w:hAnsi="Arial"/>
+                <w:b/>
+                <w:bCs/>
+                <w:i w:val="false"/>
+                <w:iCs w:val="false"/>
+                <w:caps w:val="false"/>
+                <w:color w:val="000000"/>
+                <w:sz w:val="19"/>
+                <w:szCs w:val="19"/>
+              </w:rPr>
+              <w:t xml:space="preserve">obedecer</w:t>
+            </w:r>
+            <w:r>
+              <w:rPr>
+                <w:rFonts w:ascii="Arial" w:cs="Arial" w:eastAsia="Arial" w:hAnsi="Arial"/>
+                <w:b w:val="false"/>
+                <w:bCs w:val="false"/>
+                <w:i w:val="false"/>
+                <w:iCs w:val="false"/>
+                <w:caps w:val="false"/>
+                <w:color w:val="000000"/>
+                <w:sz w:val="19"/>
+                <w:szCs w:val="19"/>
+              </w:rPr>
+              <w:t xml:space="preserve"> = to obey</w:t>
+            </w:r>
+          </w:p>
+        </w:tc>
+      </w:tr>
+      <w:tr>
+        <w:tc>
+          <w:tcPr>
+            <w:tcW w:type="dxa" w:w="2700"/>
+            <w:tcBorders>
+              <w:top w:val="none" w:color="FFFFFF" w:sz="0"/>
+              <w:left w:val="none" w:color="FFFFFF" w:sz="0"/>
+              <w:bottom w:val="none" w:color="FFFFFF" w:sz="0"/>
+              <w:right w:val="none" w:color="FFFFFF" w:sz="0"/>
+            </w:tcBorders>
+            <w:tcMar>
+              <w:top w:type="dxa" w:w="60"/>
+              <w:left w:type="dxa" w:w="110"/>
+              <w:bottom w:type="dxa" w:w="60"/>
+              <w:right w:type="dxa" w:w="110"/>
+            </w:tcMar>
+          </w:tcPr>
+          <w:p>
+            <w:pPr>
+              <w:keepNext w:val="false"/>
+              <w:spacing w:after="60" w:before="0" w:line="260"/>
+            </w:pPr>
+            <w:r>
+              <w:rPr>
+                <w:rFonts w:ascii="Arial" w:cs="Arial" w:eastAsia="Arial" w:hAnsi="Arial"/>
+                <w:b/>
+                <w:bCs/>
+                <w:i w:val="false"/>
+                <w:iCs w:val="false"/>
+                <w:caps w:val="false"/>
+                <w:color w:val="000000"/>
+                <w:sz w:val="19"/>
+                <w:szCs w:val="19"/>
+              </w:rPr>
+              <w:t xml:space="preserve">pagar</w:t>
+            </w:r>
+            <w:r>
+              <w:rPr>
+                <w:rFonts w:ascii="Arial" w:cs="Arial" w:eastAsia="Arial" w:hAnsi="Arial"/>
+                <w:b w:val="false"/>
+                <w:bCs w:val="false"/>
+                <w:i w:val="false"/>
+                <w:iCs w:val="false"/>
+                <w:caps w:val="false"/>
+                <w:color w:val="000000"/>
+                <w:sz w:val="19"/>
+                <w:szCs w:val="19"/>
+              </w:rPr>
+              <w:t xml:space="preserve"> = to pay</w:t>
+            </w:r>
+          </w:p>
+        </w:tc>
+        <w:tc>
+          <w:tcPr>
+            <w:tcW w:type="dxa" w:w="2700"/>
+            <w:tcBorders>
+              <w:top w:val="none" w:color="FFFFFF" w:sz="0"/>
+              <w:left w:val="none" w:color="FFFFFF" w:sz="0"/>
+              <w:bottom w:val="none" w:color="FFFFFF" w:sz="0"/>
+              <w:right w:val="none" w:color="FFFFFF" w:sz="0"/>
+            </w:tcBorders>
+            <w:tcMar>
+              <w:top w:type="dxa" w:w="60"/>
+              <w:left w:type="dxa" w:w="110"/>
+              <w:bottom w:type="dxa" w:w="60"/>
+              <w:right w:type="dxa" w:w="110"/>
+            </w:tcMar>
+          </w:tcPr>
+          <w:p>
+            <w:pPr>
+              <w:keepNext w:val="false"/>
+              <w:spacing w:after="60" w:before="0" w:line="260"/>
+            </w:pPr>
+            <w:r>
+              <w:rPr>
+                <w:rFonts w:ascii="Arial" w:cs="Arial" w:eastAsia="Arial" w:hAnsi="Arial"/>
+                <w:b/>
+                <w:bCs/>
+                <w:i w:val="false"/>
+                <w:iCs w:val="false"/>
+                <w:caps w:val="false"/>
+                <w:color w:val="000000"/>
+                <w:sz w:val="19"/>
+                <w:szCs w:val="19"/>
+              </w:rPr>
+              <w:t xml:space="preserve">no podía</w:t>
+            </w:r>
+            <w:r>
+              <w:rPr>
+                <w:rFonts w:ascii="Arial" w:cs="Arial" w:eastAsia="Arial" w:hAnsi="Arial"/>
+                <w:b w:val="false"/>
+                <w:bCs w:val="false"/>
+                <w:i w:val="false"/>
+                <w:iCs w:val="false"/>
+                <w:caps w:val="false"/>
+                <w:color w:val="000000"/>
+                <w:sz w:val="19"/>
+                <w:szCs w:val="19"/>
+              </w:rPr>
+              <w:t xml:space="preserve"> = could not</w:t>
+            </w:r>
+          </w:p>
+        </w:tc>
+        <w:tc>
+          <w:tcPr>
+            <w:tcW w:type="dxa" w:w="2700"/>
+            <w:tcBorders>
+              <w:top w:val="none" w:color="FFFFFF" w:sz="0"/>
+              <w:left w:val="none" w:color="FFFFFF" w:sz="0"/>
+              <w:bottom w:val="none" w:color="FFFFFF" w:sz="0"/>
+              <w:right w:val="none" w:color="FFFFFF" w:sz="0"/>
+            </w:tcBorders>
+            <w:tcMar>
+              <w:top w:type="dxa" w:w="60"/>
+              <w:left w:type="dxa" w:w="110"/>
+              <w:bottom w:type="dxa" w:w="60"/>
+              <w:right w:type="dxa" w:w="110"/>
+            </w:tcMar>
+          </w:tcPr>
+          <w:p>
+            <w:pPr>
+              <w:keepNext w:val="false"/>
+              <w:spacing w:after="60" w:before="0" w:line="260"/>
+            </w:pPr>
+            <w:r>
+              <w:rPr>
+                <w:rFonts w:ascii="Arial" w:cs="Arial" w:eastAsia="Arial" w:hAnsi="Arial"/>
+                <w:b/>
+                <w:bCs/>
+                <w:i w:val="false"/>
+                <w:iCs w:val="false"/>
+                <w:caps w:val="false"/>
+                <w:color w:val="000000"/>
+                <w:sz w:val="19"/>
+                <w:szCs w:val="19"/>
+              </w:rPr>
+              <w:t xml:space="preserve">porque</w:t>
+            </w:r>
+            <w:r>
+              <w:rPr>
+                <w:rFonts w:ascii="Arial" w:cs="Arial" w:eastAsia="Arial" w:hAnsi="Arial"/>
+                <w:b w:val="false"/>
+                <w:bCs w:val="false"/>
+                <w:i w:val="false"/>
+                <w:iCs w:val="false"/>
+                <w:caps w:val="false"/>
+                <w:color w:val="000000"/>
+                <w:sz w:val="19"/>
+                <w:szCs w:val="19"/>
+              </w:rPr>
+              <w:t xml:space="preserve"> = because</w:t>
+            </w:r>
+          </w:p>
+        </w:tc>
+        <w:tc>
+          <w:tcPr>
+            <w:tcW w:type="dxa" w:w="2700"/>
+            <w:tcBorders>
+              <w:top w:val="none" w:color="FFFFFF" w:sz="0"/>
+              <w:left w:val="none" w:color="FFFFFF" w:sz="0"/>
+              <w:bottom w:val="none" w:color="FFFFFF" w:sz="0"/>
+              <w:right w:val="none" w:color="FFFFFF" w:sz="0"/>
+            </w:tcBorders>
+            <w:tcMar>
+              <w:top w:type="dxa" w:w="60"/>
+              <w:left w:type="dxa" w:w="110"/>
+              <w:bottom w:type="dxa" w:w="60"/>
+              <w:right w:type="dxa" w:w="110"/>
+            </w:tcMar>
+          </w:tcPr>
+          <w:p>
+            <w:pPr>
+              <w:keepNext w:val="false"/>
+              <w:spacing w:after="60" w:before="0" w:line="260"/>
+            </w:pPr>
+            <w:r>
+              <w:rPr>
+                <w:rFonts w:ascii="Arial" w:cs="Arial" w:eastAsia="Arial" w:hAnsi="Arial"/>
+                <w:b/>
+                <w:bCs/>
+                <w:i w:val="false"/>
+                <w:iCs w:val="false"/>
+                <w:caps w:val="false"/>
+                <w:color w:val="000000"/>
+                <w:sz w:val="19"/>
+                <w:szCs w:val="19"/>
+              </w:rPr>
+              <w:t xml:space="preserve">todos</w:t>
+            </w:r>
+            <w:r>
+              <w:rPr>
+                <w:rFonts w:ascii="Arial" w:cs="Arial" w:eastAsia="Arial" w:hAnsi="Arial"/>
+                <w:b w:val="false"/>
+                <w:bCs w:val="false"/>
+                <w:i w:val="false"/>
+                <w:iCs w:val="false"/>
+                <w:caps w:val="false"/>
+                <w:color w:val="000000"/>
+                <w:sz w:val="19"/>
+                <w:szCs w:val="19"/>
+              </w:rPr>
+              <w:t xml:space="preserve"> = all</w:t>
+            </w:r>
+          </w:p>
+        </w:tc>
+      </w:tr>
+    </w:tbl>
     <w:p>
       <w:pPr>
         <w:pBdr>
@@ -347,11 +1478,11 @@
           <w:i/>
           <w:iCs/>
           <w:caps w:val="false"/>
-          <w:color w:val="000000"/>
+          <w:color w:val="3B4A5A"/>
           <w:sz w:val="19"/>
           <w:szCs w:val="19"/>
         </w:rPr>
-        <w:t xml:space="preserve">Escribe la letra correcta en la línea.</w:t>
+        <w:t xml:space="preserve">Student was told: write the correct letter on the line.</w:t>
       </w:r>
     </w:p>
     <w:tbl>
@@ -471,6 +1602,20 @@
               </w:rPr>
               <w:t xml:space="preserve">a. dinero que se debe</w:t>
             </w:r>
+            <w:r>
+              <w:rPr>
+                <w:rFonts w:ascii="Arial" w:cs="Arial" w:eastAsia="Arial" w:hAnsi="Arial"/>
+                <w:b w:val="false"/>
+                <w:bCs w:val="false"/>
+                <w:i/>
+                <w:iCs/>
+                <w:caps w:val="false"/>
+                <w:color w:val="3B4A5A"/>
+                <w:sz w:val="18"/>
+                <w:szCs w:val="18"/>
+              </w:rPr>
+              <w:t xml:space="preserve">   (money that is owed)</w:t>
+            </w:r>
           </w:p>
         </w:tc>
       </w:tr>
@@ -575,6 +1720,20 @@
               </w:rPr>
               <w:t xml:space="preserve">b. cambiar o corregir un documento</w:t>
             </w:r>
+            <w:r>
+              <w:rPr>
+                <w:rFonts w:ascii="Arial" w:cs="Arial" w:eastAsia="Arial" w:hAnsi="Arial"/>
+                <w:b w:val="false"/>
+                <w:bCs w:val="false"/>
+                <w:i/>
+                <w:iCs/>
+                <w:caps w:val="false"/>
+                <w:color w:val="3B4A5A"/>
+                <w:sz w:val="18"/>
+                <w:szCs w:val="18"/>
+              </w:rPr>
+              <w:t xml:space="preserve">   (to change or correct a document)</w:t>
+            </w:r>
           </w:p>
         </w:tc>
       </w:tr>
@@ -679,6 +1838,20 @@
               </w:rPr>
               <w:t xml:space="preserve">c. una unión de estados independientes</w:t>
             </w:r>
+            <w:r>
+              <w:rPr>
+                <w:rFonts w:ascii="Arial" w:cs="Arial" w:eastAsia="Arial" w:hAnsi="Arial"/>
+                <w:b w:val="false"/>
+                <w:bCs w:val="false"/>
+                <w:i/>
+                <w:iCs/>
+                <w:caps w:val="false"/>
+                <w:color w:val="3B4A5A"/>
+                <w:sz w:val="18"/>
+                <w:szCs w:val="18"/>
+              </w:rPr>
+              <w:t xml:space="preserve">   (a union of independent states)</w:t>
+            </w:r>
           </w:p>
         </w:tc>
       </w:tr>
@@ -783,6 +1956,20 @@
               </w:rPr>
               <w:t xml:space="preserve">d. cuando la gente se levanta contra el gobierno</w:t>
             </w:r>
+            <w:r>
+              <w:rPr>
+                <w:rFonts w:ascii="Arial" w:cs="Arial" w:eastAsia="Arial" w:hAnsi="Arial"/>
+                <w:b w:val="false"/>
+                <w:bCs w:val="false"/>
+                <w:i/>
+                <w:iCs/>
+                <w:caps w:val="false"/>
+                <w:color w:val="3B4A5A"/>
+                <w:sz w:val="18"/>
+                <w:szCs w:val="18"/>
+              </w:rPr>
+              <w:t xml:space="preserve">   (when people rise up against the government)</w:t>
+            </w:r>
           </w:p>
         </w:tc>
       </w:tr>
@@ -887,6 +2074,20 @@
               </w:rPr>
               <w:t xml:space="preserve">e. sin fuerza; lo opuesto de “strong”</w:t>
             </w:r>
+            <w:r>
+              <w:rPr>
+                <w:rFonts w:ascii="Arial" w:cs="Arial" w:eastAsia="Arial" w:hAnsi="Arial"/>
+                <w:b w:val="false"/>
+                <w:bCs w:val="false"/>
+                <w:i/>
+                <w:iCs/>
+                <w:caps w:val="false"/>
+                <w:color w:val="3B4A5A"/>
+                <w:sz w:val="18"/>
+                <w:szCs w:val="18"/>
+              </w:rPr>
+              <w:t xml:space="preserve">   (not strong; the opposite of “strong”)</w:t>
+            </w:r>
           </w:p>
         </w:tc>
       </w:tr>
@@ -991,6 +2192,20 @@
               </w:rPr>
               <w:t xml:space="preserve">f. el grupo que hace las leyes</w:t>
             </w:r>
+            <w:r>
+              <w:rPr>
+                <w:rFonts w:ascii="Arial" w:cs="Arial" w:eastAsia="Arial" w:hAnsi="Arial"/>
+                <w:b w:val="false"/>
+                <w:bCs w:val="false"/>
+                <w:i/>
+                <w:iCs/>
+                <w:caps w:val="false"/>
+                <w:color w:val="3B4A5A"/>
+                <w:sz w:val="18"/>
+                <w:szCs w:val="18"/>
+              </w:rPr>
+              <w:t xml:space="preserve">   (the group that makes the laws)</w:t>
+            </w:r>
           </w:p>
         </w:tc>
       </w:tr>
@@ -1095,6 +2310,20 @@
               </w:rPr>
               <w:t xml:space="preserve">g. comprar y vender entre estados o países</w:t>
             </w:r>
+            <w:r>
+              <w:rPr>
+                <w:rFonts w:ascii="Arial" w:cs="Arial" w:eastAsia="Arial" w:hAnsi="Arial"/>
+                <w:b w:val="false"/>
+                <w:bCs w:val="false"/>
+                <w:i/>
+                <w:iCs/>
+                <w:caps w:val="false"/>
+                <w:color w:val="3B4A5A"/>
+                <w:sz w:val="18"/>
+                <w:szCs w:val="18"/>
+              </w:rPr>
+              <w:t xml:space="preserve">   (to buy and sell between states or countries)</w:t>
+            </w:r>
           </w:p>
         </w:tc>
       </w:tr>
@@ -1199,6 +2428,20 @@
               </w:rPr>
               <w:t xml:space="preserve">h. dinero que la gente paga al gobierno</w:t>
             </w:r>
+            <w:r>
+              <w:rPr>
+                <w:rFonts w:ascii="Arial" w:cs="Arial" w:eastAsia="Arial" w:hAnsi="Arial"/>
+                <w:b w:val="false"/>
+                <w:bCs w:val="false"/>
+                <w:i/>
+                <w:iCs/>
+                <w:caps w:val="false"/>
+                <w:color w:val="3B4A5A"/>
+                <w:sz w:val="18"/>
+                <w:szCs w:val="18"/>
+              </w:rPr>
+              <w:t xml:space="preserve">   (money people pay to the government)</w:t>
+            </w:r>
           </w:p>
         </w:tc>
       </w:tr>
@@ -1264,7 +2507,7 @@
     <w:p>
       <w:pPr>
         <w:keepNext w:val="false"/>
-        <w:spacing w:after="100" w:before="0" w:line="260"/>
+        <w:spacing w:after="80" w:before="0" w:line="260"/>
       </w:pPr>
       <w:r>
         <w:rPr>
@@ -1274,11 +2517,11 @@
           <w:i/>
           <w:iCs/>
           <w:caps w:val="false"/>
-          <w:color w:val="000000"/>
+          <w:color w:val="3B4A5A"/>
           <w:sz w:val="19"/>
           <w:szCs w:val="19"/>
         </w:rPr>
-        <w:t xml:space="preserve">Contesta con POCAS palabras. Puedes contestar EN ESPAÑOL o en inglés. Todas las respuestas están en la lectura de arriba.</w:t>
+        <w:t xml:space="preserve">Student was told: answer in a few words, in Spanish OR English; every answer is in the reading above. 2 pts each.</w:t>
       </w:r>
     </w:p>
     <w:p>
@@ -1324,8 +2567,22 @@
     <w:p>
       <w:pPr>
         <w:keepNext w:val="false"/>
-        <w:spacing w:after="40" w:before="0" w:line="260"/>
-      </w:pPr>
+        <w:spacing w:after="20" w:before="0" w:line="260"/>
+      </w:pPr>
+      <w:r>
+        <w:rPr>
+          <w:rFonts w:ascii="Arial" w:cs="Arial" w:eastAsia="Arial" w:hAnsi="Arial"/>
+          <w:b w:val="false"/>
+          <w:bCs w:val="false"/>
+          <w:i w:val="false"/>
+          <w:iCs w:val="false"/>
+          <w:caps w:val="false"/>
+          <w:color w:val="3B4A5A"/>
+          <w:sz w:val="19"/>
+          <w:szCs w:val="19"/>
+        </w:rPr>
+        <w:t xml:space="preserve">In English:  </w:t>
+      </w:r>
       <w:r>
         <w:rPr>
           <w:rFonts w:ascii="Arial" w:cs="Arial" w:eastAsia="Arial" w:hAnsi="Arial"/>
@@ -1338,7 +2595,55 @@
           <w:sz w:val="20"/>
           <w:szCs w:val="20"/>
         </w:rPr>
-        <w:t xml:space="preserve">Congress.  /  El Congreso.</w:t>
+        <w:t xml:space="preserve">Congress.</w:t>
+      </w:r>
+    </w:p>
+    <w:p>
+      <w:pPr>
+        <w:keepNext w:val="false"/>
+        <w:spacing w:after="40" w:before="0" w:line="260"/>
+      </w:pPr>
+      <w:r>
+        <w:rPr>
+          <w:rFonts w:ascii="Arial" w:cs="Arial" w:eastAsia="Arial" w:hAnsi="Arial"/>
+          <w:b w:val="false"/>
+          <w:bCs w:val="false"/>
+          <w:i w:val="false"/>
+          <w:iCs w:val="false"/>
+          <w:caps w:val="false"/>
+          <w:color w:val="3B4A5A"/>
+          <w:sz w:val="19"/>
+          <w:szCs w:val="19"/>
+        </w:rPr>
+        <w:t xml:space="preserve">If written in Spanish:  </w:t>
+      </w:r>
+      <w:r>
+        <w:rPr>
+          <w:rFonts w:ascii="Arial" w:cs="Arial" w:eastAsia="Arial" w:hAnsi="Arial"/>
+          <w:b/>
+          <w:bCs/>
+          <w:i w:val="false"/>
+          <w:iCs w:val="false"/>
+          <w:caps w:val="false"/>
+          <w:color w:val="B00020"/>
+          <w:sz w:val="20"/>
+          <w:szCs w:val="20"/>
+        </w:rPr>
+        <w:t xml:space="preserve">El Congreso.</w:t>
+      </w:r>
+      <w:r>
+        <w:rPr>
+          <w:rFonts w:ascii="Arial" w:cs="Arial" w:eastAsia="Arial" w:hAnsi="Arial"/>
+          <w:b w:val="false"/>
+          <w:bCs w:val="false"/>
+          <w:i/>
+          <w:iCs/>
+          <w:caps w:val="false"/>
+          <w:color w:val="3B4A5A"/>
+          <w:sz w:val="18"/>
+          <w:szCs w:val="18"/>
+        </w:rPr>
+        <w:t xml:space="preserve">      look for:  Congreso</w:t>
       </w:r>
     </w:p>
     <w:p>
@@ -1384,8 +2689,22 @@
     <w:p>
       <w:pPr>
         <w:keepNext w:val="false"/>
-        <w:spacing w:after="40" w:before="0" w:line="260"/>
-      </w:pPr>
+        <w:spacing w:after="20" w:before="0" w:line="260"/>
+      </w:pPr>
+      <w:r>
+        <w:rPr>
+          <w:rFonts w:ascii="Arial" w:cs="Arial" w:eastAsia="Arial" w:hAnsi="Arial"/>
+          <w:b w:val="false"/>
+          <w:bCs w:val="false"/>
+          <w:i w:val="false"/>
+          <w:iCs w:val="false"/>
+          <w:caps w:val="false"/>
+          <w:color w:val="3B4A5A"/>
+          <w:sz w:val="19"/>
+          <w:szCs w:val="19"/>
+        </w:rPr>
+        <w:t xml:space="preserve">In English:  </w:t>
+      </w:r>
       <w:r>
         <w:rPr>
           <w:rFonts w:ascii="Arial" w:cs="Arial" w:eastAsia="Arial" w:hAnsi="Arial"/>
@@ -1398,7 +2717,55 @@
           <w:sz w:val="20"/>
           <w:szCs w:val="20"/>
         </w:rPr>
-        <w:t xml:space="preserve">One vote.  /  Un voto.</w:t>
+        <w:t xml:space="preserve">One vote.</w:t>
+      </w:r>
+    </w:p>
+    <w:p>
+      <w:pPr>
+        <w:keepNext w:val="false"/>
+        <w:spacing w:after="40" w:before="0" w:line="260"/>
+      </w:pPr>
+      <w:r>
+        <w:rPr>
+          <w:rFonts w:ascii="Arial" w:cs="Arial" w:eastAsia="Arial" w:hAnsi="Arial"/>
+          <w:b w:val="false"/>
+          <w:bCs w:val="false"/>
+          <w:i w:val="false"/>
+          <w:iCs w:val="false"/>
+          <w:caps w:val="false"/>
+          <w:color w:val="3B4A5A"/>
+          <w:sz w:val="19"/>
+          <w:szCs w:val="19"/>
+        </w:rPr>
+        <w:t xml:space="preserve">If written in Spanish:  </w:t>
+      </w:r>
+      <w:r>
+        <w:rPr>
+          <w:rFonts w:ascii="Arial" w:cs="Arial" w:eastAsia="Arial" w:hAnsi="Arial"/>
+          <w:b/>
+          <w:bCs/>
+          <w:i w:val="false"/>
+          <w:iCs w:val="false"/>
+          <w:caps w:val="false"/>
+          <w:color w:val="B00020"/>
+          <w:sz w:val="20"/>
+          <w:szCs w:val="20"/>
+        </w:rPr>
+        <w:t xml:space="preserve">Un voto.</w:t>
+      </w:r>
+      <w:r>
+        <w:rPr>
+          <w:rFonts w:ascii="Arial" w:cs="Arial" w:eastAsia="Arial" w:hAnsi="Arial"/>
+          <w:b w:val="false"/>
+          <w:bCs w:val="false"/>
+          <w:i/>
+          <w:iCs/>
+          <w:caps w:val="false"/>
+          <w:color w:val="3B4A5A"/>
+          <w:sz w:val="18"/>
+          <w:szCs w:val="18"/>
+        </w:rPr>
+        <w:t xml:space="preserve">      look for:  uno / un voto</w:t>
       </w:r>
     </w:p>
     <w:p>
@@ -1444,8 +2811,22 @@
     <w:p>
       <w:pPr>
         <w:keepNext w:val="false"/>
-        <w:spacing w:after="40" w:before="0" w:line="260"/>
-      </w:pPr>
+        <w:spacing w:after="20" w:before="0" w:line="260"/>
+      </w:pPr>
+      <w:r>
+        <w:rPr>
+          <w:rFonts w:ascii="Arial" w:cs="Arial" w:eastAsia="Arial" w:hAnsi="Arial"/>
+          <w:b w:val="false"/>
+          <w:bCs w:val="false"/>
+          <w:i w:val="false"/>
+          <w:iCs w:val="false"/>
+          <w:caps w:val="false"/>
+          <w:color w:val="3B4A5A"/>
+          <w:sz w:val="19"/>
+          <w:szCs w:val="19"/>
+        </w:rPr>
+        <w:t xml:space="preserve">In English:  </w:t>
+      </w:r>
       <w:r>
         <w:rPr>
           <w:rFonts w:ascii="Arial" w:cs="Arial" w:eastAsia="Arial" w:hAnsi="Arial"/>
@@ -1458,7 +2839,55 @@
           <w:sz w:val="20"/>
           <w:szCs w:val="20"/>
         </w:rPr>
-        <w:t xml:space="preserve">They were afraid of a strong king.  /  Tenían miedo de un rey fuerte.</w:t>
+        <w:t xml:space="preserve">They were afraid of a strong king.</w:t>
+      </w:r>
+    </w:p>
+    <w:p>
+      <w:pPr>
+        <w:keepNext w:val="false"/>
+        <w:spacing w:after="40" w:before="0" w:line="260"/>
+      </w:pPr>
+      <w:r>
+        <w:rPr>
+          <w:rFonts w:ascii="Arial" w:cs="Arial" w:eastAsia="Arial" w:hAnsi="Arial"/>
+          <w:b w:val="false"/>
+          <w:bCs w:val="false"/>
+          <w:i w:val="false"/>
+          <w:iCs w:val="false"/>
+          <w:caps w:val="false"/>
+          <w:color w:val="3B4A5A"/>
+          <w:sz w:val="19"/>
+          <w:szCs w:val="19"/>
+        </w:rPr>
+        <w:t xml:space="preserve">If written in Spanish:  </w:t>
+      </w:r>
+      <w:r>
+        <w:rPr>
+          <w:rFonts w:ascii="Arial" w:cs="Arial" w:eastAsia="Arial" w:hAnsi="Arial"/>
+          <w:b/>
+          <w:bCs/>
+          <w:i w:val="false"/>
+          <w:iCs w:val="false"/>
+          <w:caps w:val="false"/>
+          <w:color w:val="B00020"/>
+          <w:sz w:val="20"/>
+          <w:szCs w:val="20"/>
+        </w:rPr>
+        <w:t xml:space="preserve">Tenían miedo de un rey fuerte.</w:t>
+      </w:r>
+      <w:r>
+        <w:rPr>
+          <w:rFonts w:ascii="Arial" w:cs="Arial" w:eastAsia="Arial" w:hAnsi="Arial"/>
+          <w:b w:val="false"/>
+          <w:bCs w:val="false"/>
+          <w:i/>
+          <w:iCs/>
+          <w:caps w:val="false"/>
+          <w:color w:val="3B4A5A"/>
+          <w:sz w:val="18"/>
+          <w:szCs w:val="18"/>
+        </w:rPr>
+        <w:t xml:space="preserve">      look for:  miedo = afraid · rey = king</w:t>
       </w:r>
     </w:p>
     <w:p>
@@ -1504,8 +2933,22 @@
     <w:p>
       <w:pPr>
         <w:keepNext w:val="false"/>
-        <w:spacing w:after="40" w:before="0" w:line="260"/>
-      </w:pPr>
+        <w:spacing w:after="20" w:before="0" w:line="260"/>
+      </w:pPr>
+      <w:r>
+        <w:rPr>
+          <w:rFonts w:ascii="Arial" w:cs="Arial" w:eastAsia="Arial" w:hAnsi="Arial"/>
+          <w:b w:val="false"/>
+          <w:bCs w:val="false"/>
+          <w:i w:val="false"/>
+          <w:iCs w:val="false"/>
+          <w:caps w:val="false"/>
+          <w:color w:val="3B4A5A"/>
+          <w:sz w:val="19"/>
+          <w:szCs w:val="19"/>
+        </w:rPr>
+        <w:t xml:space="preserve">In English:  </w:t>
+      </w:r>
       <w:r>
         <w:rPr>
           <w:rFonts w:ascii="Arial" w:cs="Arial" w:eastAsia="Arial" w:hAnsi="Arial"/>
@@ -1518,7 +2961,55 @@
           <w:sz w:val="20"/>
           <w:szCs w:val="20"/>
         </w:rPr>
-        <w:t xml:space="preserve">All 13.  /  Los 13.</w:t>
+        <w:t xml:space="preserve">All 13.</w:t>
+      </w:r>
+    </w:p>
+    <w:p>
+      <w:pPr>
+        <w:keepNext w:val="false"/>
+        <w:spacing w:after="40" w:before="0" w:line="260"/>
+      </w:pPr>
+      <w:r>
+        <w:rPr>
+          <w:rFonts w:ascii="Arial" w:cs="Arial" w:eastAsia="Arial" w:hAnsi="Arial"/>
+          <w:b w:val="false"/>
+          <w:bCs w:val="false"/>
+          <w:i w:val="false"/>
+          <w:iCs w:val="false"/>
+          <w:caps w:val="false"/>
+          <w:color w:val="3B4A5A"/>
+          <w:sz w:val="19"/>
+          <w:szCs w:val="19"/>
+        </w:rPr>
+        <w:t xml:space="preserve">If written in Spanish:  </w:t>
+      </w:r>
+      <w:r>
+        <w:rPr>
+          <w:rFonts w:ascii="Arial" w:cs="Arial" w:eastAsia="Arial" w:hAnsi="Arial"/>
+          <w:b/>
+          <w:bCs/>
+          <w:i w:val="false"/>
+          <w:iCs w:val="false"/>
+          <w:caps w:val="false"/>
+          <w:color w:val="B00020"/>
+          <w:sz w:val="20"/>
+          <w:szCs w:val="20"/>
+        </w:rPr>
+        <w:t xml:space="preserve">Los 13. / Todos los trece.</w:t>
+      </w:r>
+      <w:r>
+        <w:rPr>
+          <w:rFonts w:ascii="Arial" w:cs="Arial" w:eastAsia="Arial" w:hAnsi="Arial"/>
+          <w:b w:val="false"/>
+          <w:bCs w:val="false"/>
+          <w:i/>
+          <w:iCs/>
+          <w:caps w:val="false"/>
+          <w:color w:val="3B4A5A"/>
+          <w:sz w:val="18"/>
+          <w:szCs w:val="18"/>
+        </w:rPr>
+        <w:t xml:space="preserve">      look for:  13 / trece = thirteen</w:t>
       </w:r>
     </w:p>
     <w:p>
@@ -1564,8 +3055,22 @@
     <w:p>
       <w:pPr>
         <w:keepNext w:val="false"/>
-        <w:spacing w:after="40" w:before="0" w:line="260"/>
-      </w:pPr>
+        <w:spacing w:after="20" w:before="0" w:line="260"/>
+      </w:pPr>
+      <w:r>
+        <w:rPr>
+          <w:rFonts w:ascii="Arial" w:cs="Arial" w:eastAsia="Arial" w:hAnsi="Arial"/>
+          <w:b w:val="false"/>
+          <w:bCs w:val="false"/>
+          <w:i w:val="false"/>
+          <w:iCs w:val="false"/>
+          <w:caps w:val="false"/>
+          <w:color w:val="3B4A5A"/>
+          <w:sz w:val="19"/>
+          <w:szCs w:val="19"/>
+        </w:rPr>
+        <w:t xml:space="preserve">In English:  </w:t>
+      </w:r>
       <w:r>
         <w:rPr>
           <w:rFonts w:ascii="Arial" w:cs="Arial" w:eastAsia="Arial" w:hAnsi="Arial"/>
@@ -1578,7 +3083,55 @@
           <w:sz w:val="20"/>
           <w:szCs w:val="20"/>
         </w:rPr>
-        <w:t xml:space="preserve">Shays’ Rebellion — poor farmers rebelled.  /  La Rebelión de Shays: se levantaron agricultores pobres.</w:t>
+        <w:t xml:space="preserve">Shays’ Rebellion — poor farmers rebelled.</w:t>
+      </w:r>
+    </w:p>
+    <w:p>
+      <w:pPr>
+        <w:keepNext w:val="false"/>
+        <w:spacing w:after="40" w:before="0" w:line="260"/>
+      </w:pPr>
+      <w:r>
+        <w:rPr>
+          <w:rFonts w:ascii="Arial" w:cs="Arial" w:eastAsia="Arial" w:hAnsi="Arial"/>
+          <w:b w:val="false"/>
+          <w:bCs w:val="false"/>
+          <w:i w:val="false"/>
+          <w:iCs w:val="false"/>
+          <w:caps w:val="false"/>
+          <w:color w:val="3B4A5A"/>
+          <w:sz w:val="19"/>
+          <w:szCs w:val="19"/>
+        </w:rPr>
+        <w:t xml:space="preserve">If written in Spanish:  </w:t>
+      </w:r>
+      <w:r>
+        <w:rPr>
+          <w:rFonts w:ascii="Arial" w:cs="Arial" w:eastAsia="Arial" w:hAnsi="Arial"/>
+          <w:b/>
+          <w:bCs/>
+          <w:i w:val="false"/>
+          <w:iCs w:val="false"/>
+          <w:caps w:val="false"/>
+          <w:color w:val="B00020"/>
+          <w:sz w:val="20"/>
+          <w:szCs w:val="20"/>
+        </w:rPr>
+        <w:t xml:space="preserve">La Rebelión de Shays; se levantaron agricultores pobres.</w:t>
+      </w:r>
+      <w:r>
+        <w:rPr>
+          <w:rFonts w:ascii="Arial" w:cs="Arial" w:eastAsia="Arial" w:hAnsi="Arial"/>
+          <w:b w:val="false"/>
+          <w:bCs w:val="false"/>
+          <w:i/>
+          <w:iCs/>
+          <w:caps w:val="false"/>
+          <w:color w:val="3B4A5A"/>
+          <w:sz w:val="18"/>
+          <w:szCs w:val="18"/>
+        </w:rPr>
+        <w:t xml:space="preserve">      look for:  rebelión = rebellion · agricultores = farmers</w:t>
       </w:r>
     </w:p>
     <w:p>
@@ -2088,11 +3641,11 @@
           <w:i/>
           <w:iCs/>
           <w:caps w:val="false"/>
-          <w:color w:val="000000"/>
+          <w:color w:val="3B4A5A"/>
           <w:sz w:val="19"/>
           <w:szCs w:val="19"/>
         </w:rPr>
-        <w:t xml:space="preserve">Escribe el número de cada acción en la columna correcta.</w:t>
+        <w:t xml:space="preserve">Student was told: write each action's number in the correct column. 1 pt each.</w:t>
       </w:r>
     </w:p>
     <w:tbl>
@@ -2779,7 +4332,7 @@
           <w:p>
             <w:pPr>
               <w:keepNext w:val="false"/>
-              <w:spacing w:after="0" w:before="0" w:line="260"/>
+              <w:spacing w:after="80" w:before="0" w:line="260"/>
             </w:pPr>
             <w:r>
               <w:rPr>
@@ -2796,6 +4349,40 @@
               <w:t xml:space="preserve">En palabras simples: cada estado se queda con casi todo el poder. El Congreso solo tiene el poder que el documento le da.</w:t>
             </w:r>
           </w:p>
+          <w:p>
+            <w:pPr>
+              <w:keepNext w:val="false"/>
+              <w:spacing w:after="0" w:before="0" w:line="260"/>
+            </w:pPr>
+            <w:r>
+              <w:rPr>
+                <w:rFonts w:ascii="Arial" w:cs="Arial" w:eastAsia="Arial" w:hAnsi="Arial"/>
+                <w:b/>
+                <w:bCs/>
+                <w:i w:val="false"/>
+                <w:iCs w:val="false"/>
+                <w:caps w:val="false"/>
+                <w:color w:val="3B4A5A"/>
+                <w:sz w:val="19"/>
+                <w:szCs w:val="19"/>
+              </w:rPr>
+              <w:t xml:space="preserve">In English: </w:t>
+            </w:r>
+            <w:r>
+              <w:rPr>
+                <w:rFonts w:ascii="Arial" w:cs="Arial" w:eastAsia="Arial" w:hAnsi="Arial"/>
+                <w:b w:val="false"/>
+                <w:bCs w:val="false"/>
+                <w:i w:val="false"/>
+                <w:iCs w:val="false"/>
+                <w:caps w:val="false"/>
+                <w:color w:val="3B4A5A"/>
+                <w:sz w:val="19"/>
+                <w:szCs w:val="19"/>
+              </w:rPr>
+              <w:t xml:space="preserve">“Each state retains its sovereignty, freedom and independence, and every power, jurisdiction and right, which is not by this Confederation expressly delegated to the United States, in Congress assembled.”  The plain-language line under it tells the student: each state keeps almost all the power; Congress has only the power the document gives it.</w:t>
+            </w:r>
+          </w:p>
         </w:tc>
       </w:tr>
     </w:tbl>
@@ -2842,7 +4429,27 @@
     <w:p>
       <w:pPr>
         <w:keepNext w:val="false"/>
-        <w:spacing w:after="100" w:before="0" w:line="260"/>
+        <w:spacing w:after="20" w:before="0" w:line="260"/>
+      </w:pPr>
+      <w:r>
+        <w:rPr>
+          <w:rFonts w:ascii="Arial" w:cs="Arial" w:eastAsia="Arial" w:hAnsi="Arial"/>
+          <w:b w:val="false"/>
+          <w:bCs w:val="false"/>
+          <w:i/>
+          <w:iCs/>
+          <w:caps w:val="false"/>
+          <w:color w:val="3B4A5A"/>
+          <w:sz w:val="18"/>
+          <w:szCs w:val="18"/>
+        </w:rPr>
+        <w:t xml:space="preserve">(Q1 = “According to Article II, who has more power: the states or the central government?”)</w:t>
+      </w:r>
+    </w:p>
+    <w:p>
+      <w:pPr>
+        <w:keepNext w:val="false"/>
+        <w:spacing w:after="20" w:before="0" w:line="260"/>
       </w:pPr>
       <w:r>
         <w:rPr>
@@ -2856,7 +4463,27 @@
           <w:sz w:val="20"/>
           <w:szCs w:val="20"/>
         </w:rPr>
-        <w:t xml:space="preserve">Los estados. El Artículo II le deja a cada estado todo el poder que no se le da expresamente al Congreso.</w:t>
+        <w:t xml:space="preserve">Answer: The states. Article II leaves each state every power not expressly given to Congress.</w:t>
+      </w:r>
+    </w:p>
+    <w:p>
+      <w:pPr>
+        <w:keepNext w:val="false"/>
+        <w:spacing w:after="100" w:before="0" w:line="260"/>
+      </w:pPr>
+      <w:r>
+        <w:rPr>
+          <w:rFonts w:ascii="Arial" w:cs="Arial" w:eastAsia="Arial" w:hAnsi="Arial"/>
+          <w:b w:val="false"/>
+          <w:bCs w:val="false"/>
+          <w:i w:val="false"/>
+          <w:iCs w:val="false"/>
+          <w:caps w:val="false"/>
+          <w:color w:val="B00020"/>
+          <w:sz w:val="19"/>
+          <w:szCs w:val="19"/>
+        </w:rPr>
+        <w:t xml:space="preserve">If written in Spanish: “Los estados.”      look for:  estados = states</w:t>
       </w:r>
     </w:p>
     <w:p>
@@ -2882,7 +4509,27 @@
     <w:p>
       <w:pPr>
         <w:keepNext w:val="false"/>
-        <w:spacing w:after="60" w:before="0" w:line="260"/>
+        <w:spacing w:after="20" w:before="0" w:line="260"/>
+      </w:pPr>
+      <w:r>
+        <w:rPr>
+          <w:rFonts w:ascii="Arial" w:cs="Arial" w:eastAsia="Arial" w:hAnsi="Arial"/>
+          <w:b w:val="false"/>
+          <w:bCs w:val="false"/>
+          <w:i/>
+          <w:iCs/>
+          <w:caps w:val="false"/>
+          <w:color w:val="3B4A5A"/>
+          <w:sz w:val="18"/>
+          <w:szCs w:val="18"/>
+        </w:rPr>
+        <w:t xml:space="preserve">(Q2 = “Why do you think this caused problems for the country?”  Any reasonable cause earns the points.)</w:t>
+      </w:r>
+    </w:p>
+    <w:p>
+      <w:pPr>
+        <w:keepNext w:val="false"/>
+        <w:spacing w:after="20" w:before="0" w:line="260"/>
       </w:pPr>
       <w:r>
         <w:rPr>
@@ -2896,7 +4543,27 @@
           <w:sz w:val="20"/>
           <w:szCs w:val="20"/>
         </w:rPr>
-        <w:t xml:space="preserve">Respuesta modelo: “Esto causó problemas porque el Congreso no podía obligar a los estados a pagar ni a obedecer, así que el país no podía pagar sus deudas ni defenderse.”  Se acepta cualquier respuesta razonable con una causa.</w:t>
+        <w:t xml:space="preserve">Model answer: because Congress could not force the states to pay or to obey, so the country could not pay its debts or defend itself.</w:t>
+      </w:r>
+    </w:p>
+    <w:p>
+      <w:pPr>
+        <w:keepNext w:val="false"/>
+        <w:spacing w:after="60" w:before="0" w:line="260"/>
+      </w:pPr>
+      <w:r>
+        <w:rPr>
+          <w:rFonts w:ascii="Arial" w:cs="Arial" w:eastAsia="Arial" w:hAnsi="Arial"/>
+          <w:b w:val="false"/>
+          <w:bCs w:val="false"/>
+          <w:i w:val="false"/>
+          <w:iCs w:val="false"/>
+          <w:caps w:val="false"/>
+          <w:color w:val="B00020"/>
+          <w:sz w:val="19"/>
+          <w:szCs w:val="19"/>
+        </w:rPr>
+        <w:t xml:space="preserve">If written in Spanish, look for:  no podía = could not · obligar = force · pagar = pay · dinero = money · obedecer = obey · deudas = debts · ejército = army</w:t>
       </w:r>
     </w:p>
     <w:p>
@@ -2970,11 +4637,11 @@
           <w:i/>
           <w:iCs/>
           <w:caps w:val="false"/>
-          <w:color w:val="000000"/>
+          <w:color w:val="3B4A5A"/>
           <w:sz w:val="19"/>
           <w:szCs w:val="19"/>
         </w:rPr>
-        <w:t xml:space="preserve">Numera los eventos del 1 al 5. Las fechas te ayudan.</w:t>
+        <w:t xml:space="preserve">Student was told: number the events 1 to 5; the dates are given as a help. 1 pt each.</w:t>
       </w:r>
     </w:p>
     <w:tbl>
@@ -3636,11 +5303,11 @@
           <w:i/>
           <w:iCs/>
           <w:caps w:val="false"/>
-          <w:color w:val="000000"/>
+          <w:color w:val="3B4A5A"/>
           <w:sz w:val="19"/>
           <w:szCs w:val="19"/>
         </w:rPr>
-        <w:t xml:space="preserve">Termina la oración. Puedes escribir en español debajo si lo necesitas.</w:t>
+        <w:t xml:space="preserve">Student was told: finish the sentence; Spanish may be added underneath if needed. 2 pts each.</w:t>
       </w:r>
     </w:p>
     <w:p>
@@ -3700,7 +5367,7 @@
           <w:sz w:val="20"/>
           <w:szCs w:val="20"/>
         </w:rPr>
-        <w:t xml:space="preserve">p. ej. “... collect taxes.” / “... control trade.” / “... make the states obey.”</w:t>
+        <w:t xml:space="preserve">e.g. “... collect taxes.” / “... control trade.” / “... make the states obey.”</w:t>
       </w:r>
     </w:p>
     <w:p>
@@ -3760,7 +5427,7 @@
           <w:sz w:val="20"/>
           <w:szCs w:val="20"/>
         </w:rPr>
-        <w:t xml:space="preserve">p. ej. “... a strong king.” / “... losing their freedom.”</w:t>
+        <w:t xml:space="preserve">e.g. “... a strong king.” / “... losing their freedom.”</w:t>
       </w:r>
     </w:p>
     <w:p>
@@ -3878,7 +5545,7 @@
           <w:sz w:val="20"/>
           <w:szCs w:val="20"/>
         </w:rPr>
-        <w:t xml:space="preserve">Se acepta cualquier postura con una razón del texto.</w:t>
+        <w:t xml:space="preserve">Either position earns the bonus as long as a reason from the text is given.</w:t>
       </w:r>
     </w:p>
     <w:p>
@@ -3942,21 +5609,21 @@
     <w:p>
       <w:pPr>
         <w:keepNext w:val="false"/>
-        <w:spacing w:after="80" w:before="0" w:line="260"/>
-      </w:pPr>
-      <w:r>
-        <w:rPr>
-          <w:rFonts w:ascii="Arial" w:cs="Arial" w:eastAsia="Arial" w:hAnsi="Arial"/>
-          <w:b w:val="false"/>
-          <w:bCs w:val="false"/>
-          <w:i w:val="false"/>
-          <w:iCs w:val="false"/>
-          <w:caps w:val="false"/>
-          <w:color w:val="000000"/>
-          <w:sz w:val="20"/>
-          <w:szCs w:val="20"/>
-        </w:rPr>
-        <w:t xml:space="preserve">Dibuja el gobierno bajo los Artículos: 13 estados GRANDES y un Congreso PEQUEÑO y débil. Escribe por lo menos UNA etiqueta (label) en inglés.</w:t>
+        <w:spacing w:after="40" w:before="0" w:line="260"/>
+      </w:pPr>
+      <w:r>
+        <w:rPr>
+          <w:rFonts w:ascii="Arial" w:cs="Arial" w:eastAsia="Arial" w:hAnsi="Arial"/>
+          <w:b w:val="false"/>
+          <w:bCs w:val="false"/>
+          <w:i/>
+          <w:iCs/>
+          <w:caps w:val="false"/>
+          <w:color w:val="3B4A5A"/>
+          <w:sz w:val="18"/>
+          <w:szCs w:val="18"/>
+        </w:rPr>
+        <w:t xml:space="preserve">(Student was told: draw the government under the Articles — 13 BIG states and a SMALL, weak Congress — and write at least one label in English.)</w:t>
       </w:r>
     </w:p>
     <w:p>
@@ -3976,7 +5643,7 @@
           <w:sz w:val="20"/>
           <w:szCs w:val="20"/>
         </w:rPr>
-        <w:t xml:space="preserve">3 pts = 13 estados dibujados más grandes que el Congreso + 1 etiqueta en inglés.  2 pts = la idea del tamaño es correcta pero falta la etiqueta.  1 pt = intento.</w:t>
+        <w:t xml:space="preserve">3 pts = the 13 states are drawn larger than Congress AND there is an English label.   2 pts = the size idea is right but the label is missing.   1 pt = an attempt.</w:t>
       </w:r>
     </w:p>
     <w:p>
@@ -3998,7 +5665,7 @@
           <w:sz w:val="20"/>
           <w:szCs w:val="20"/>
         </w:rPr>
-        <w:t xml:space="preserve">Total: 48 puntos  +  2 de bonificación  =  50 posibles</w:t>
+        <w:t xml:space="preserve">Total: 48 points  +  2 bonus  =  50 possible</w:t>
       </w:r>
     </w:p>
     <w:sectPr>
